--- a/docs/tables/whole/sec10_lm_d365_c30.docx
+++ b/docs/tables/whole/sec10_lm_d365_c30.docx
@@ -20,7 +20,7 @@
         <w:gridCol w:w="2869"/>
         <w:gridCol w:w="778"/>
         <w:gridCol w:w="912"/>
-        <w:gridCol w:w="1463"/>
+        <w:gridCol w:w="1536"/>
         <w:gridCol w:w="1181"/>
         <w:gridCol w:w="778"/>
         <w:gridCol w:w="912"/>
@@ -2043,113 +2043,113 @@
                 <w:szCs w:val="22"/>
                 <w:color w:val="000000"/>
               </w:rPr>
-              <w:t xml:space="preserve">-0.14</w:t>
-            </w:r>
-          </w:p>
-        </w:tc>
-        <w:tc>
-          <w:tcPr>
-            <w:tcBorders>
-              <w:bottom w:val="none" w:sz="0" w:space="0" w:color="000000"/>
-              <w:top w:val="none" w:sz="0" w:space="0" w:color="000000"/>
-              <w:left w:val="none" w:sz="0" w:space="0" w:color="000000"/>
-              <w:right w:val="none" w:sz="0" w:space="0" w:color="000000"/>
-            </w:tcBorders>
-            <w:shd w:val="clear" w:color="auto" w:fill="FFFFFF"/>
-            <w:tcMar>
-              <w:top w:w="0" w:type="dxa"/>
-              <w:bottom w:w="0" w:type="dxa"/>
-              <w:left w:w="0" w:type="dxa"/>
-              <w:right w:w="0" w:type="dxa"/>
-            </w:tcMar>
-            <w:vAlign w:val="top"/>
-          </w:tcPr>
-          <w:p>
-            <w:pPr>
-              <w:pStyle w:val="Normal"/>
-              <w:jc w:val="center"/>
-              <w:pBdr>
-                <w:bottom w:val="none" w:sz="0" w:space="0" w:color="000000"/>
-                <w:top w:val="none" w:sz="0" w:space="0" w:color="000000"/>
-                <w:left w:val="none" w:sz="0" w:space="0" w:color="000000"/>
-                <w:right w:val="none" w:sz="0" w:space="0" w:color="000000"/>
-              </w:pBdr>
-              <w:spacing w:after="100" w:before="100" w:line="240"/>
-              <w:ind w:left="100" w:right="100" w:firstLine="0" w:firstLineChars="0"/>
-              <w:rPr>
-                <w:rFonts w:ascii="Helvetica" w:hAnsi="Helvetica" w:eastAsia="Helvetica" w:cs="Helvetica"/>
-                <w:i w:val="false"/>
-                <w:b w:val="false"/>
-                <w:u w:val="none"/>
-                <w:sz w:val="22"/>
-                <w:szCs w:val="22"/>
-                <w:color w:val="000000"/>
-              </w:rPr>
-            </w:pPr>
-            <w:r>
-              <w:rPr>
-                <w:rFonts w:ascii="Helvetica" w:hAnsi="Helvetica" w:eastAsia="Helvetica" w:cs="Helvetica"/>
-                <w:i w:val="false"/>
-                <w:b w:val="false"/>
-                <w:u w:val="none"/>
-                <w:sz w:val="22"/>
-                <w:szCs w:val="22"/>
-                <w:color w:val="000000"/>
-              </w:rPr>
-              <w:t xml:space="preserve">-6.2, 5.9</w:t>
-            </w:r>
-          </w:p>
-        </w:tc>
-        <w:tc>
-          <w:tcPr>
-            <w:tcBorders>
-              <w:bottom w:val="none" w:sz="0" w:space="0" w:color="000000"/>
-              <w:top w:val="none" w:sz="0" w:space="0" w:color="000000"/>
-              <w:left w:val="none" w:sz="0" w:space="0" w:color="000000"/>
-              <w:right w:val="none" w:sz="0" w:space="0" w:color="000000"/>
-            </w:tcBorders>
-            <w:shd w:val="clear" w:color="auto" w:fill="FFFFFF"/>
-            <w:tcMar>
-              <w:top w:w="0" w:type="dxa"/>
-              <w:bottom w:w="0" w:type="dxa"/>
-              <w:left w:w="0" w:type="dxa"/>
-              <w:right w:w="0" w:type="dxa"/>
-            </w:tcMar>
-            <w:vAlign w:val="top"/>
-          </w:tcPr>
-          <w:p>
-            <w:pPr>
-              <w:pStyle w:val="Normal"/>
-              <w:jc w:val="center"/>
-              <w:pBdr>
-                <w:bottom w:val="none" w:sz="0" w:space="0" w:color="000000"/>
-                <w:top w:val="none" w:sz="0" w:space="0" w:color="000000"/>
-                <w:left w:val="none" w:sz="0" w:space="0" w:color="000000"/>
-                <w:right w:val="none" w:sz="0" w:space="0" w:color="000000"/>
-              </w:pBdr>
-              <w:spacing w:after="100" w:before="100" w:line="240"/>
-              <w:ind w:left="100" w:right="100" w:firstLine="0" w:firstLineChars="0"/>
-              <w:rPr>
-                <w:rFonts w:ascii="Helvetica" w:hAnsi="Helvetica" w:eastAsia="Helvetica" w:cs="Helvetica"/>
-                <w:i w:val="false"/>
-                <w:b w:val="false"/>
-                <w:u w:val="none"/>
-                <w:sz w:val="22"/>
-                <w:szCs w:val="22"/>
-                <w:color w:val="000000"/>
-              </w:rPr>
-            </w:pPr>
-            <w:r>
-              <w:rPr>
-                <w:rFonts w:ascii="Helvetica" w:hAnsi="Helvetica" w:eastAsia="Helvetica" w:cs="Helvetica"/>
-                <w:i w:val="false"/>
-                <w:b w:val="false"/>
-                <w:u w:val="none"/>
-                <w:sz w:val="22"/>
-                <w:szCs w:val="22"/>
-                <w:color w:val="000000"/>
-              </w:rPr>
-              <w:t xml:space="preserve">0.963</w:t>
+              <w:t xml:space="preserve">2.8</w:t>
+            </w:r>
+          </w:p>
+        </w:tc>
+        <w:tc>
+          <w:tcPr>
+            <w:tcBorders>
+              <w:bottom w:val="none" w:sz="0" w:space="0" w:color="000000"/>
+              <w:top w:val="none" w:sz="0" w:space="0" w:color="000000"/>
+              <w:left w:val="none" w:sz="0" w:space="0" w:color="000000"/>
+              <w:right w:val="none" w:sz="0" w:space="0" w:color="000000"/>
+            </w:tcBorders>
+            <w:shd w:val="clear" w:color="auto" w:fill="FFFFFF"/>
+            <w:tcMar>
+              <w:top w:w="0" w:type="dxa"/>
+              <w:bottom w:w="0" w:type="dxa"/>
+              <w:left w:w="0" w:type="dxa"/>
+              <w:right w:w="0" w:type="dxa"/>
+            </w:tcMar>
+            <w:vAlign w:val="top"/>
+          </w:tcPr>
+          <w:p>
+            <w:pPr>
+              <w:pStyle w:val="Normal"/>
+              <w:jc w:val="center"/>
+              <w:pBdr>
+                <w:bottom w:val="none" w:sz="0" w:space="0" w:color="000000"/>
+                <w:top w:val="none" w:sz="0" w:space="0" w:color="000000"/>
+                <w:left w:val="none" w:sz="0" w:space="0" w:color="000000"/>
+                <w:right w:val="none" w:sz="0" w:space="0" w:color="000000"/>
+              </w:pBdr>
+              <w:spacing w:after="100" w:before="100" w:line="240"/>
+              <w:ind w:left="100" w:right="100" w:firstLine="0" w:firstLineChars="0"/>
+              <w:rPr>
+                <w:rFonts w:ascii="Helvetica" w:hAnsi="Helvetica" w:eastAsia="Helvetica" w:cs="Helvetica"/>
+                <w:i w:val="false"/>
+                <w:b w:val="false"/>
+                <w:u w:val="none"/>
+                <w:sz w:val="22"/>
+                <w:szCs w:val="22"/>
+                <w:color w:val="000000"/>
+              </w:rPr>
+            </w:pPr>
+            <w:r>
+              <w:rPr>
+                <w:rFonts w:ascii="Helvetica" w:hAnsi="Helvetica" w:eastAsia="Helvetica" w:cs="Helvetica"/>
+                <w:i w:val="false"/>
+                <w:b w:val="false"/>
+                <w:u w:val="none"/>
+                <w:sz w:val="22"/>
+                <w:szCs w:val="22"/>
+                <w:color w:val="000000"/>
+              </w:rPr>
+              <w:t xml:space="preserve">-3.0, 8.6</w:t>
+            </w:r>
+          </w:p>
+        </w:tc>
+        <w:tc>
+          <w:tcPr>
+            <w:tcBorders>
+              <w:bottom w:val="none" w:sz="0" w:space="0" w:color="000000"/>
+              <w:top w:val="none" w:sz="0" w:space="0" w:color="000000"/>
+              <w:left w:val="none" w:sz="0" w:space="0" w:color="000000"/>
+              <w:right w:val="none" w:sz="0" w:space="0" w:color="000000"/>
+            </w:tcBorders>
+            <w:shd w:val="clear" w:color="auto" w:fill="FFFFFF"/>
+            <w:tcMar>
+              <w:top w:w="0" w:type="dxa"/>
+              <w:bottom w:w="0" w:type="dxa"/>
+              <w:left w:w="0" w:type="dxa"/>
+              <w:right w:w="0" w:type="dxa"/>
+            </w:tcMar>
+            <w:vAlign w:val="top"/>
+          </w:tcPr>
+          <w:p>
+            <w:pPr>
+              <w:pStyle w:val="Normal"/>
+              <w:jc w:val="center"/>
+              <w:pBdr>
+                <w:bottom w:val="none" w:sz="0" w:space="0" w:color="000000"/>
+                <w:top w:val="none" w:sz="0" w:space="0" w:color="000000"/>
+                <w:left w:val="none" w:sz="0" w:space="0" w:color="000000"/>
+                <w:right w:val="none" w:sz="0" w:space="0" w:color="000000"/>
+              </w:pBdr>
+              <w:spacing w:after="100" w:before="100" w:line="240"/>
+              <w:ind w:left="100" w:right="100" w:firstLine="0" w:firstLineChars="0"/>
+              <w:rPr>
+                <w:rFonts w:ascii="Helvetica" w:hAnsi="Helvetica" w:eastAsia="Helvetica" w:cs="Helvetica"/>
+                <w:i w:val="false"/>
+                <w:b w:val="false"/>
+                <w:u w:val="none"/>
+                <w:sz w:val="22"/>
+                <w:szCs w:val="22"/>
+                <w:color w:val="000000"/>
+              </w:rPr>
+            </w:pPr>
+            <w:r>
+              <w:rPr>
+                <w:rFonts w:ascii="Helvetica" w:hAnsi="Helvetica" w:eastAsia="Helvetica" w:cs="Helvetica"/>
+                <w:i w:val="false"/>
+                <w:b w:val="false"/>
+                <w:u w:val="none"/>
+                <w:sz w:val="22"/>
+                <w:szCs w:val="22"/>
+                <w:color w:val="000000"/>
+              </w:rPr>
+              <w:t xml:space="preserve">0.344</w:t>
             </w:r>
           </w:p>
         </w:tc>
@@ -2526,113 +2526,113 @@
                 <w:szCs w:val="22"/>
                 <w:color w:val="000000"/>
               </w:rPr>
-              <w:t xml:space="preserve">-0.05</w:t>
-            </w:r>
-          </w:p>
-        </w:tc>
-        <w:tc>
-          <w:tcPr>
-            <w:tcBorders>
-              <w:bottom w:val="none" w:sz="0" w:space="0" w:color="000000"/>
-              <w:top w:val="none" w:sz="0" w:space="0" w:color="000000"/>
-              <w:left w:val="none" w:sz="0" w:space="0" w:color="000000"/>
-              <w:right w:val="none" w:sz="0" w:space="0" w:color="000000"/>
-            </w:tcBorders>
-            <w:shd w:val="clear" w:color="auto" w:fill="FFFFFF"/>
-            <w:tcMar>
-              <w:top w:w="0" w:type="dxa"/>
-              <w:bottom w:w="0" w:type="dxa"/>
-              <w:left w:w="0" w:type="dxa"/>
-              <w:right w:w="0" w:type="dxa"/>
-            </w:tcMar>
-            <w:vAlign w:val="top"/>
-          </w:tcPr>
-          <w:p>
-            <w:pPr>
-              <w:pStyle w:val="Normal"/>
-              <w:jc w:val="center"/>
-              <w:pBdr>
-                <w:bottom w:val="none" w:sz="0" w:space="0" w:color="000000"/>
-                <w:top w:val="none" w:sz="0" w:space="0" w:color="000000"/>
-                <w:left w:val="none" w:sz="0" w:space="0" w:color="000000"/>
-                <w:right w:val="none" w:sz="0" w:space="0" w:color="000000"/>
-              </w:pBdr>
-              <w:spacing w:after="100" w:before="100" w:line="240"/>
-              <w:ind w:left="100" w:right="100" w:firstLine="0" w:firstLineChars="0"/>
-              <w:rPr>
-                <w:rFonts w:ascii="Helvetica" w:hAnsi="Helvetica" w:eastAsia="Helvetica" w:cs="Helvetica"/>
-                <w:i w:val="false"/>
-                <w:b w:val="false"/>
-                <w:u w:val="none"/>
-                <w:sz w:val="22"/>
-                <w:szCs w:val="22"/>
-                <w:color w:val="000000"/>
-              </w:rPr>
-            </w:pPr>
-            <w:r>
-              <w:rPr>
-                <w:rFonts w:ascii="Helvetica" w:hAnsi="Helvetica" w:eastAsia="Helvetica" w:cs="Helvetica"/>
-                <w:i w:val="false"/>
-                <w:b w:val="false"/>
-                <w:u w:val="none"/>
-                <w:sz w:val="22"/>
-                <w:szCs w:val="22"/>
-                <w:color w:val="000000"/>
-              </w:rPr>
-              <w:t xml:space="preserve">-0.25, 0.14</w:t>
-            </w:r>
-          </w:p>
-        </w:tc>
-        <w:tc>
-          <w:tcPr>
-            <w:tcBorders>
-              <w:bottom w:val="none" w:sz="0" w:space="0" w:color="000000"/>
-              <w:top w:val="none" w:sz="0" w:space="0" w:color="000000"/>
-              <w:left w:val="none" w:sz="0" w:space="0" w:color="000000"/>
-              <w:right w:val="none" w:sz="0" w:space="0" w:color="000000"/>
-            </w:tcBorders>
-            <w:shd w:val="clear" w:color="auto" w:fill="FFFFFF"/>
-            <w:tcMar>
-              <w:top w:w="0" w:type="dxa"/>
-              <w:bottom w:w="0" w:type="dxa"/>
-              <w:left w:w="0" w:type="dxa"/>
-              <w:right w:w="0" w:type="dxa"/>
-            </w:tcMar>
-            <w:vAlign w:val="top"/>
-          </w:tcPr>
-          <w:p>
-            <w:pPr>
-              <w:pStyle w:val="Normal"/>
-              <w:jc w:val="center"/>
-              <w:pBdr>
-                <w:bottom w:val="none" w:sz="0" w:space="0" w:color="000000"/>
-                <w:top w:val="none" w:sz="0" w:space="0" w:color="000000"/>
-                <w:left w:val="none" w:sz="0" w:space="0" w:color="000000"/>
-                <w:right w:val="none" w:sz="0" w:space="0" w:color="000000"/>
-              </w:pBdr>
-              <w:spacing w:after="100" w:before="100" w:line="240"/>
-              <w:ind w:left="100" w:right="100" w:firstLine="0" w:firstLineChars="0"/>
-              <w:rPr>
-                <w:rFonts w:ascii="Helvetica" w:hAnsi="Helvetica" w:eastAsia="Helvetica" w:cs="Helvetica"/>
-                <w:i w:val="false"/>
-                <w:b w:val="false"/>
-                <w:u w:val="none"/>
-                <w:sz w:val="22"/>
-                <w:szCs w:val="22"/>
-                <w:color w:val="000000"/>
-              </w:rPr>
-            </w:pPr>
-            <w:r>
-              <w:rPr>
-                <w:rFonts w:ascii="Helvetica" w:hAnsi="Helvetica" w:eastAsia="Helvetica" w:cs="Helvetica"/>
-                <w:i w:val="false"/>
-                <w:b w:val="false"/>
-                <w:u w:val="none"/>
-                <w:sz w:val="22"/>
-                <w:szCs w:val="22"/>
-                <w:color w:val="000000"/>
-              </w:rPr>
-              <w:t xml:space="preserve">0.599</w:t>
+              <w:t xml:space="preserve">-0.11</w:t>
+            </w:r>
+          </w:p>
+        </w:tc>
+        <w:tc>
+          <w:tcPr>
+            <w:tcBorders>
+              <w:bottom w:val="none" w:sz="0" w:space="0" w:color="000000"/>
+              <w:top w:val="none" w:sz="0" w:space="0" w:color="000000"/>
+              <w:left w:val="none" w:sz="0" w:space="0" w:color="000000"/>
+              <w:right w:val="none" w:sz="0" w:space="0" w:color="000000"/>
+            </w:tcBorders>
+            <w:shd w:val="clear" w:color="auto" w:fill="FFFFFF"/>
+            <w:tcMar>
+              <w:top w:w="0" w:type="dxa"/>
+              <w:bottom w:w="0" w:type="dxa"/>
+              <w:left w:w="0" w:type="dxa"/>
+              <w:right w:w="0" w:type="dxa"/>
+            </w:tcMar>
+            <w:vAlign w:val="top"/>
+          </w:tcPr>
+          <w:p>
+            <w:pPr>
+              <w:pStyle w:val="Normal"/>
+              <w:jc w:val="center"/>
+              <w:pBdr>
+                <w:bottom w:val="none" w:sz="0" w:space="0" w:color="000000"/>
+                <w:top w:val="none" w:sz="0" w:space="0" w:color="000000"/>
+                <w:left w:val="none" w:sz="0" w:space="0" w:color="000000"/>
+                <w:right w:val="none" w:sz="0" w:space="0" w:color="000000"/>
+              </w:pBdr>
+              <w:spacing w:after="100" w:before="100" w:line="240"/>
+              <w:ind w:left="100" w:right="100" w:firstLine="0" w:firstLineChars="0"/>
+              <w:rPr>
+                <w:rFonts w:ascii="Helvetica" w:hAnsi="Helvetica" w:eastAsia="Helvetica" w:cs="Helvetica"/>
+                <w:i w:val="false"/>
+                <w:b w:val="false"/>
+                <w:u w:val="none"/>
+                <w:sz w:val="22"/>
+                <w:szCs w:val="22"/>
+                <w:color w:val="000000"/>
+              </w:rPr>
+            </w:pPr>
+            <w:r>
+              <w:rPr>
+                <w:rFonts w:ascii="Helvetica" w:hAnsi="Helvetica" w:eastAsia="Helvetica" w:cs="Helvetica"/>
+                <w:i w:val="false"/>
+                <w:b w:val="false"/>
+                <w:u w:val="none"/>
+                <w:sz w:val="22"/>
+                <w:szCs w:val="22"/>
+                <w:color w:val="000000"/>
+              </w:rPr>
+              <w:t xml:space="preserve">-0.30, 0.08</w:t>
+            </w:r>
+          </w:p>
+        </w:tc>
+        <w:tc>
+          <w:tcPr>
+            <w:tcBorders>
+              <w:bottom w:val="none" w:sz="0" w:space="0" w:color="000000"/>
+              <w:top w:val="none" w:sz="0" w:space="0" w:color="000000"/>
+              <w:left w:val="none" w:sz="0" w:space="0" w:color="000000"/>
+              <w:right w:val="none" w:sz="0" w:space="0" w:color="000000"/>
+            </w:tcBorders>
+            <w:shd w:val="clear" w:color="auto" w:fill="FFFFFF"/>
+            <w:tcMar>
+              <w:top w:w="0" w:type="dxa"/>
+              <w:bottom w:w="0" w:type="dxa"/>
+              <w:left w:w="0" w:type="dxa"/>
+              <w:right w:w="0" w:type="dxa"/>
+            </w:tcMar>
+            <w:vAlign w:val="top"/>
+          </w:tcPr>
+          <w:p>
+            <w:pPr>
+              <w:pStyle w:val="Normal"/>
+              <w:jc w:val="center"/>
+              <w:pBdr>
+                <w:bottom w:val="none" w:sz="0" w:space="0" w:color="000000"/>
+                <w:top w:val="none" w:sz="0" w:space="0" w:color="000000"/>
+                <w:left w:val="none" w:sz="0" w:space="0" w:color="000000"/>
+                <w:right w:val="none" w:sz="0" w:space="0" w:color="000000"/>
+              </w:pBdr>
+              <w:spacing w:after="100" w:before="100" w:line="240"/>
+              <w:ind w:left="100" w:right="100" w:firstLine="0" w:firstLineChars="0"/>
+              <w:rPr>
+                <w:rFonts w:ascii="Helvetica" w:hAnsi="Helvetica" w:eastAsia="Helvetica" w:cs="Helvetica"/>
+                <w:i w:val="false"/>
+                <w:b w:val="false"/>
+                <w:u w:val="none"/>
+                <w:sz w:val="22"/>
+                <w:szCs w:val="22"/>
+                <w:color w:val="000000"/>
+              </w:rPr>
+            </w:pPr>
+            <w:r>
+              <w:rPr>
+                <w:rFonts w:ascii="Helvetica" w:hAnsi="Helvetica" w:eastAsia="Helvetica" w:cs="Helvetica"/>
+                <w:i w:val="false"/>
+                <w:b w:val="false"/>
+                <w:u w:val="none"/>
+                <w:sz w:val="22"/>
+                <w:szCs w:val="22"/>
+                <w:color w:val="000000"/>
+              </w:rPr>
+              <w:t xml:space="preserve">0.251</w:t>
             </w:r>
           </w:p>
         </w:tc>
@@ -3975,113 +3975,113 @@
                 <w:szCs w:val="22"/>
                 <w:color w:val="000000"/>
               </w:rPr>
-              <w:t xml:space="preserve">-2.7</w:t>
-            </w:r>
-          </w:p>
-        </w:tc>
-        <w:tc>
-          <w:tcPr>
-            <w:tcBorders>
-              <w:bottom w:val="none" w:sz="0" w:space="0" w:color="000000"/>
-              <w:top w:val="none" w:sz="0" w:space="0" w:color="000000"/>
-              <w:left w:val="none" w:sz="0" w:space="0" w:color="000000"/>
-              <w:right w:val="none" w:sz="0" w:space="0" w:color="000000"/>
-            </w:tcBorders>
-            <w:shd w:val="clear" w:color="auto" w:fill="FFFFFF"/>
-            <w:tcMar>
-              <w:top w:w="0" w:type="dxa"/>
-              <w:bottom w:w="0" w:type="dxa"/>
-              <w:left w:w="0" w:type="dxa"/>
-              <w:right w:w="0" w:type="dxa"/>
-            </w:tcMar>
-            <w:vAlign w:val="top"/>
-          </w:tcPr>
-          <w:p>
-            <w:pPr>
-              <w:pStyle w:val="Normal"/>
-              <w:jc w:val="center"/>
-              <w:pBdr>
-                <w:bottom w:val="none" w:sz="0" w:space="0" w:color="000000"/>
-                <w:top w:val="none" w:sz="0" w:space="0" w:color="000000"/>
-                <w:left w:val="none" w:sz="0" w:space="0" w:color="000000"/>
-                <w:right w:val="none" w:sz="0" w:space="0" w:color="000000"/>
-              </w:pBdr>
-              <w:spacing w:after="100" w:before="100" w:line="240"/>
-              <w:ind w:left="100" w:right="100" w:firstLine="0" w:firstLineChars="0"/>
-              <w:rPr>
-                <w:rFonts w:ascii="Helvetica" w:hAnsi="Helvetica" w:eastAsia="Helvetica" w:cs="Helvetica"/>
-                <w:i w:val="false"/>
-                <w:b w:val="false"/>
-                <w:u w:val="none"/>
-                <w:sz w:val="22"/>
-                <w:szCs w:val="22"/>
-                <w:color w:val="000000"/>
-              </w:rPr>
-            </w:pPr>
-            <w:r>
-              <w:rPr>
-                <w:rFonts w:ascii="Helvetica" w:hAnsi="Helvetica" w:eastAsia="Helvetica" w:cs="Helvetica"/>
-                <w:i w:val="false"/>
-                <w:b w:val="false"/>
-                <w:u w:val="none"/>
-                <w:sz w:val="22"/>
-                <w:szCs w:val="22"/>
-                <w:color w:val="000000"/>
-              </w:rPr>
-              <w:t xml:space="preserve">-8.9, 3.5</w:t>
-            </w:r>
-          </w:p>
-        </w:tc>
-        <w:tc>
-          <w:tcPr>
-            <w:tcBorders>
-              <w:bottom w:val="none" w:sz="0" w:space="0" w:color="000000"/>
-              <w:top w:val="none" w:sz="0" w:space="0" w:color="000000"/>
-              <w:left w:val="none" w:sz="0" w:space="0" w:color="000000"/>
-              <w:right w:val="none" w:sz="0" w:space="0" w:color="000000"/>
-            </w:tcBorders>
-            <w:shd w:val="clear" w:color="auto" w:fill="FFFFFF"/>
-            <w:tcMar>
-              <w:top w:w="0" w:type="dxa"/>
-              <w:bottom w:w="0" w:type="dxa"/>
-              <w:left w:w="0" w:type="dxa"/>
-              <w:right w:w="0" w:type="dxa"/>
-            </w:tcMar>
-            <w:vAlign w:val="top"/>
-          </w:tcPr>
-          <w:p>
-            <w:pPr>
-              <w:pStyle w:val="Normal"/>
-              <w:jc w:val="center"/>
-              <w:pBdr>
-                <w:bottom w:val="none" w:sz="0" w:space="0" w:color="000000"/>
-                <w:top w:val="none" w:sz="0" w:space="0" w:color="000000"/>
-                <w:left w:val="none" w:sz="0" w:space="0" w:color="000000"/>
-                <w:right w:val="none" w:sz="0" w:space="0" w:color="000000"/>
-              </w:pBdr>
-              <w:spacing w:after="100" w:before="100" w:line="240"/>
-              <w:ind w:left="100" w:right="100" w:firstLine="0" w:firstLineChars="0"/>
-              <w:rPr>
-                <w:rFonts w:ascii="Helvetica" w:hAnsi="Helvetica" w:eastAsia="Helvetica" w:cs="Helvetica"/>
-                <w:i w:val="false"/>
-                <w:b w:val="false"/>
-                <w:u w:val="none"/>
-                <w:sz w:val="22"/>
-                <w:szCs w:val="22"/>
-                <w:color w:val="000000"/>
-              </w:rPr>
-            </w:pPr>
-            <w:r>
-              <w:rPr>
-                <w:rFonts w:ascii="Helvetica" w:hAnsi="Helvetica" w:eastAsia="Helvetica" w:cs="Helvetica"/>
-                <w:i w:val="false"/>
-                <w:b w:val="false"/>
-                <w:u w:val="none"/>
-                <w:sz w:val="22"/>
-                <w:szCs w:val="22"/>
-                <w:color w:val="000000"/>
-              </w:rPr>
-              <w:t xml:space="preserve">0.384</w:t>
+              <w:t xml:space="preserve">-2.0</w:t>
+            </w:r>
+          </w:p>
+        </w:tc>
+        <w:tc>
+          <w:tcPr>
+            <w:tcBorders>
+              <w:bottom w:val="none" w:sz="0" w:space="0" w:color="000000"/>
+              <w:top w:val="none" w:sz="0" w:space="0" w:color="000000"/>
+              <w:left w:val="none" w:sz="0" w:space="0" w:color="000000"/>
+              <w:right w:val="none" w:sz="0" w:space="0" w:color="000000"/>
+            </w:tcBorders>
+            <w:shd w:val="clear" w:color="auto" w:fill="FFFFFF"/>
+            <w:tcMar>
+              <w:top w:w="0" w:type="dxa"/>
+              <w:bottom w:w="0" w:type="dxa"/>
+              <w:left w:w="0" w:type="dxa"/>
+              <w:right w:w="0" w:type="dxa"/>
+            </w:tcMar>
+            <w:vAlign w:val="top"/>
+          </w:tcPr>
+          <w:p>
+            <w:pPr>
+              <w:pStyle w:val="Normal"/>
+              <w:jc w:val="center"/>
+              <w:pBdr>
+                <w:bottom w:val="none" w:sz="0" w:space="0" w:color="000000"/>
+                <w:top w:val="none" w:sz="0" w:space="0" w:color="000000"/>
+                <w:left w:val="none" w:sz="0" w:space="0" w:color="000000"/>
+                <w:right w:val="none" w:sz="0" w:space="0" w:color="000000"/>
+              </w:pBdr>
+              <w:spacing w:after="100" w:before="100" w:line="240"/>
+              <w:ind w:left="100" w:right="100" w:firstLine="0" w:firstLineChars="0"/>
+              <w:rPr>
+                <w:rFonts w:ascii="Helvetica" w:hAnsi="Helvetica" w:eastAsia="Helvetica" w:cs="Helvetica"/>
+                <w:i w:val="false"/>
+                <w:b w:val="false"/>
+                <w:u w:val="none"/>
+                <w:sz w:val="22"/>
+                <w:szCs w:val="22"/>
+                <w:color w:val="000000"/>
+              </w:rPr>
+            </w:pPr>
+            <w:r>
+              <w:rPr>
+                <w:rFonts w:ascii="Helvetica" w:hAnsi="Helvetica" w:eastAsia="Helvetica" w:cs="Helvetica"/>
+                <w:i w:val="false"/>
+                <w:b w:val="false"/>
+                <w:u w:val="none"/>
+                <w:sz w:val="22"/>
+                <w:szCs w:val="22"/>
+                <w:color w:val="000000"/>
+              </w:rPr>
+              <w:t xml:space="preserve">-8.0, 4.1</w:t>
+            </w:r>
+          </w:p>
+        </w:tc>
+        <w:tc>
+          <w:tcPr>
+            <w:tcBorders>
+              <w:bottom w:val="none" w:sz="0" w:space="0" w:color="000000"/>
+              <w:top w:val="none" w:sz="0" w:space="0" w:color="000000"/>
+              <w:left w:val="none" w:sz="0" w:space="0" w:color="000000"/>
+              <w:right w:val="none" w:sz="0" w:space="0" w:color="000000"/>
+            </w:tcBorders>
+            <w:shd w:val="clear" w:color="auto" w:fill="FFFFFF"/>
+            <w:tcMar>
+              <w:top w:w="0" w:type="dxa"/>
+              <w:bottom w:w="0" w:type="dxa"/>
+              <w:left w:w="0" w:type="dxa"/>
+              <w:right w:w="0" w:type="dxa"/>
+            </w:tcMar>
+            <w:vAlign w:val="top"/>
+          </w:tcPr>
+          <w:p>
+            <w:pPr>
+              <w:pStyle w:val="Normal"/>
+              <w:jc w:val="center"/>
+              <w:pBdr>
+                <w:bottom w:val="none" w:sz="0" w:space="0" w:color="000000"/>
+                <w:top w:val="none" w:sz="0" w:space="0" w:color="000000"/>
+                <w:left w:val="none" w:sz="0" w:space="0" w:color="000000"/>
+                <w:right w:val="none" w:sz="0" w:space="0" w:color="000000"/>
+              </w:pBdr>
+              <w:spacing w:after="100" w:before="100" w:line="240"/>
+              <w:ind w:left="100" w:right="100" w:firstLine="0" w:firstLineChars="0"/>
+              <w:rPr>
+                <w:rFonts w:ascii="Helvetica" w:hAnsi="Helvetica" w:eastAsia="Helvetica" w:cs="Helvetica"/>
+                <w:i w:val="false"/>
+                <w:b w:val="false"/>
+                <w:u w:val="none"/>
+                <w:sz w:val="22"/>
+                <w:szCs w:val="22"/>
+                <w:color w:val="000000"/>
+              </w:rPr>
+            </w:pPr>
+            <w:r>
+              <w:rPr>
+                <w:rFonts w:ascii="Helvetica" w:hAnsi="Helvetica" w:eastAsia="Helvetica" w:cs="Helvetica"/>
+                <w:i w:val="false"/>
+                <w:b w:val="false"/>
+                <w:u w:val="none"/>
+                <w:sz w:val="22"/>
+                <w:szCs w:val="22"/>
+                <w:color w:val="000000"/>
+              </w:rPr>
+              <w:t xml:space="preserve">0.524</w:t>
             </w:r>
           </w:p>
         </w:tc>
@@ -4458,113 +4458,113 @@
                 <w:szCs w:val="22"/>
                 <w:color w:val="000000"/>
               </w:rPr>
-              <w:t xml:space="preserve">0.01</w:t>
-            </w:r>
-          </w:p>
-        </w:tc>
-        <w:tc>
-          <w:tcPr>
-            <w:tcBorders>
-              <w:bottom w:val="none" w:sz="0" w:space="0" w:color="000000"/>
-              <w:top w:val="none" w:sz="0" w:space="0" w:color="000000"/>
-              <w:left w:val="none" w:sz="0" w:space="0" w:color="000000"/>
-              <w:right w:val="none" w:sz="0" w:space="0" w:color="000000"/>
-            </w:tcBorders>
-            <w:shd w:val="clear" w:color="auto" w:fill="FFFFFF"/>
-            <w:tcMar>
-              <w:top w:w="0" w:type="dxa"/>
-              <w:bottom w:w="0" w:type="dxa"/>
-              <w:left w:w="0" w:type="dxa"/>
-              <w:right w:w="0" w:type="dxa"/>
-            </w:tcMar>
-            <w:vAlign w:val="top"/>
-          </w:tcPr>
-          <w:p>
-            <w:pPr>
-              <w:pStyle w:val="Normal"/>
-              <w:jc w:val="center"/>
-              <w:pBdr>
-                <w:bottom w:val="none" w:sz="0" w:space="0" w:color="000000"/>
-                <w:top w:val="none" w:sz="0" w:space="0" w:color="000000"/>
-                <w:left w:val="none" w:sz="0" w:space="0" w:color="000000"/>
-                <w:right w:val="none" w:sz="0" w:space="0" w:color="000000"/>
-              </w:pBdr>
-              <w:spacing w:after="100" w:before="100" w:line="240"/>
-              <w:ind w:left="100" w:right="100" w:firstLine="0" w:firstLineChars="0"/>
-              <w:rPr>
-                <w:rFonts w:ascii="Helvetica" w:hAnsi="Helvetica" w:eastAsia="Helvetica" w:cs="Helvetica"/>
-                <w:i w:val="false"/>
-                <w:b w:val="false"/>
-                <w:u w:val="none"/>
-                <w:sz w:val="22"/>
-                <w:szCs w:val="22"/>
-                <w:color w:val="000000"/>
-              </w:rPr>
-            </w:pPr>
-            <w:r>
-              <w:rPr>
-                <w:rFonts w:ascii="Helvetica" w:hAnsi="Helvetica" w:eastAsia="Helvetica" w:cs="Helvetica"/>
-                <w:i w:val="false"/>
-                <w:b w:val="false"/>
-                <w:u w:val="none"/>
-                <w:sz w:val="22"/>
-                <w:szCs w:val="22"/>
-                <w:color w:val="000000"/>
-              </w:rPr>
-              <w:t xml:space="preserve">-0.73, 0.75</w:t>
-            </w:r>
-          </w:p>
-        </w:tc>
-        <w:tc>
-          <w:tcPr>
-            <w:tcBorders>
-              <w:bottom w:val="none" w:sz="0" w:space="0" w:color="000000"/>
-              <w:top w:val="none" w:sz="0" w:space="0" w:color="000000"/>
-              <w:left w:val="none" w:sz="0" w:space="0" w:color="000000"/>
-              <w:right w:val="none" w:sz="0" w:space="0" w:color="000000"/>
-            </w:tcBorders>
-            <w:shd w:val="clear" w:color="auto" w:fill="FFFFFF"/>
-            <w:tcMar>
-              <w:top w:w="0" w:type="dxa"/>
-              <w:bottom w:w="0" w:type="dxa"/>
-              <w:left w:w="0" w:type="dxa"/>
-              <w:right w:w="0" w:type="dxa"/>
-            </w:tcMar>
-            <w:vAlign w:val="top"/>
-          </w:tcPr>
-          <w:p>
-            <w:pPr>
-              <w:pStyle w:val="Normal"/>
-              <w:jc w:val="center"/>
-              <w:pBdr>
-                <w:bottom w:val="none" w:sz="0" w:space="0" w:color="000000"/>
-                <w:top w:val="none" w:sz="0" w:space="0" w:color="000000"/>
-                <w:left w:val="none" w:sz="0" w:space="0" w:color="000000"/>
-                <w:right w:val="none" w:sz="0" w:space="0" w:color="000000"/>
-              </w:pBdr>
-              <w:spacing w:after="100" w:before="100" w:line="240"/>
-              <w:ind w:left="100" w:right="100" w:firstLine="0" w:firstLineChars="0"/>
-              <w:rPr>
-                <w:rFonts w:ascii="Helvetica" w:hAnsi="Helvetica" w:eastAsia="Helvetica" w:cs="Helvetica"/>
-                <w:i w:val="false"/>
-                <w:b w:val="false"/>
-                <w:u w:val="none"/>
-                <w:sz w:val="22"/>
-                <w:szCs w:val="22"/>
-                <w:color w:val="000000"/>
-              </w:rPr>
-            </w:pPr>
-            <w:r>
-              <w:rPr>
-                <w:rFonts w:ascii="Helvetica" w:hAnsi="Helvetica" w:eastAsia="Helvetica" w:cs="Helvetica"/>
-                <w:i w:val="false"/>
-                <w:b w:val="false"/>
-                <w:u w:val="none"/>
-                <w:sz w:val="22"/>
-                <w:szCs w:val="22"/>
-                <w:color w:val="000000"/>
-              </w:rPr>
-              <w:t xml:space="preserve">0.977</w:t>
+              <w:t xml:space="preserve">-0.06</w:t>
+            </w:r>
+          </w:p>
+        </w:tc>
+        <w:tc>
+          <w:tcPr>
+            <w:tcBorders>
+              <w:bottom w:val="none" w:sz="0" w:space="0" w:color="000000"/>
+              <w:top w:val="none" w:sz="0" w:space="0" w:color="000000"/>
+              <w:left w:val="none" w:sz="0" w:space="0" w:color="000000"/>
+              <w:right w:val="none" w:sz="0" w:space="0" w:color="000000"/>
+            </w:tcBorders>
+            <w:shd w:val="clear" w:color="auto" w:fill="FFFFFF"/>
+            <w:tcMar>
+              <w:top w:w="0" w:type="dxa"/>
+              <w:bottom w:w="0" w:type="dxa"/>
+              <w:left w:w="0" w:type="dxa"/>
+              <w:right w:w="0" w:type="dxa"/>
+            </w:tcMar>
+            <w:vAlign w:val="top"/>
+          </w:tcPr>
+          <w:p>
+            <w:pPr>
+              <w:pStyle w:val="Normal"/>
+              <w:jc w:val="center"/>
+              <w:pBdr>
+                <w:bottom w:val="none" w:sz="0" w:space="0" w:color="000000"/>
+                <w:top w:val="none" w:sz="0" w:space="0" w:color="000000"/>
+                <w:left w:val="none" w:sz="0" w:space="0" w:color="000000"/>
+                <w:right w:val="none" w:sz="0" w:space="0" w:color="000000"/>
+              </w:pBdr>
+              <w:spacing w:after="100" w:before="100" w:line="240"/>
+              <w:ind w:left="100" w:right="100" w:firstLine="0" w:firstLineChars="0"/>
+              <w:rPr>
+                <w:rFonts w:ascii="Helvetica" w:hAnsi="Helvetica" w:eastAsia="Helvetica" w:cs="Helvetica"/>
+                <w:i w:val="false"/>
+                <w:b w:val="false"/>
+                <w:u w:val="none"/>
+                <w:sz w:val="22"/>
+                <w:szCs w:val="22"/>
+                <w:color w:val="000000"/>
+              </w:rPr>
+            </w:pPr>
+            <w:r>
+              <w:rPr>
+                <w:rFonts w:ascii="Helvetica" w:hAnsi="Helvetica" w:eastAsia="Helvetica" w:cs="Helvetica"/>
+                <w:i w:val="false"/>
+                <w:b w:val="false"/>
+                <w:u w:val="none"/>
+                <w:sz w:val="22"/>
+                <w:szCs w:val="22"/>
+                <w:color w:val="000000"/>
+              </w:rPr>
+              <w:t xml:space="preserve">-0.78, 0.67</w:t>
+            </w:r>
+          </w:p>
+        </w:tc>
+        <w:tc>
+          <w:tcPr>
+            <w:tcBorders>
+              <w:bottom w:val="none" w:sz="0" w:space="0" w:color="000000"/>
+              <w:top w:val="none" w:sz="0" w:space="0" w:color="000000"/>
+              <w:left w:val="none" w:sz="0" w:space="0" w:color="000000"/>
+              <w:right w:val="none" w:sz="0" w:space="0" w:color="000000"/>
+            </w:tcBorders>
+            <w:shd w:val="clear" w:color="auto" w:fill="FFFFFF"/>
+            <w:tcMar>
+              <w:top w:w="0" w:type="dxa"/>
+              <w:bottom w:w="0" w:type="dxa"/>
+              <w:left w:w="0" w:type="dxa"/>
+              <w:right w:w="0" w:type="dxa"/>
+            </w:tcMar>
+            <w:vAlign w:val="top"/>
+          </w:tcPr>
+          <w:p>
+            <w:pPr>
+              <w:pStyle w:val="Normal"/>
+              <w:jc w:val="center"/>
+              <w:pBdr>
+                <w:bottom w:val="none" w:sz="0" w:space="0" w:color="000000"/>
+                <w:top w:val="none" w:sz="0" w:space="0" w:color="000000"/>
+                <w:left w:val="none" w:sz="0" w:space="0" w:color="000000"/>
+                <w:right w:val="none" w:sz="0" w:space="0" w:color="000000"/>
+              </w:pBdr>
+              <w:spacing w:after="100" w:before="100" w:line="240"/>
+              <w:ind w:left="100" w:right="100" w:firstLine="0" w:firstLineChars="0"/>
+              <w:rPr>
+                <w:rFonts w:ascii="Helvetica" w:hAnsi="Helvetica" w:eastAsia="Helvetica" w:cs="Helvetica"/>
+                <w:i w:val="false"/>
+                <w:b w:val="false"/>
+                <w:u w:val="none"/>
+                <w:sz w:val="22"/>
+                <w:szCs w:val="22"/>
+                <w:color w:val="000000"/>
+              </w:rPr>
+            </w:pPr>
+            <w:r>
+              <w:rPr>
+                <w:rFonts w:ascii="Helvetica" w:hAnsi="Helvetica" w:eastAsia="Helvetica" w:cs="Helvetica"/>
+                <w:i w:val="false"/>
+                <w:b w:val="false"/>
+                <w:u w:val="none"/>
+                <w:sz w:val="22"/>
+                <w:szCs w:val="22"/>
+                <w:color w:val="000000"/>
+              </w:rPr>
+              <w:t xml:space="preserve">0.879</w:t>
             </w:r>
           </w:p>
         </w:tc>
@@ -5907,113 +5907,113 @@
                 <w:szCs w:val="22"/>
                 <w:color w:val="000000"/>
               </w:rPr>
-              <w:t xml:space="preserve">-1.3</w:t>
-            </w:r>
-          </w:p>
-        </w:tc>
-        <w:tc>
-          <w:tcPr>
-            <w:tcBorders>
-              <w:bottom w:val="none" w:sz="0" w:space="0" w:color="000000"/>
-              <w:top w:val="none" w:sz="0" w:space="0" w:color="000000"/>
-              <w:left w:val="none" w:sz="0" w:space="0" w:color="000000"/>
-              <w:right w:val="none" w:sz="0" w:space="0" w:color="000000"/>
-            </w:tcBorders>
-            <w:shd w:val="clear" w:color="auto" w:fill="FFFFFF"/>
-            <w:tcMar>
-              <w:top w:w="0" w:type="dxa"/>
-              <w:bottom w:w="0" w:type="dxa"/>
-              <w:left w:w="0" w:type="dxa"/>
-              <w:right w:w="0" w:type="dxa"/>
-            </w:tcMar>
-            <w:vAlign w:val="top"/>
-          </w:tcPr>
-          <w:p>
-            <w:pPr>
-              <w:pStyle w:val="Normal"/>
-              <w:jc w:val="center"/>
-              <w:pBdr>
-                <w:bottom w:val="none" w:sz="0" w:space="0" w:color="000000"/>
-                <w:top w:val="none" w:sz="0" w:space="0" w:color="000000"/>
-                <w:left w:val="none" w:sz="0" w:space="0" w:color="000000"/>
-                <w:right w:val="none" w:sz="0" w:space="0" w:color="000000"/>
-              </w:pBdr>
-              <w:spacing w:after="100" w:before="100" w:line="240"/>
-              <w:ind w:left="100" w:right="100" w:firstLine="0" w:firstLineChars="0"/>
-              <w:rPr>
-                <w:rFonts w:ascii="Helvetica" w:hAnsi="Helvetica" w:eastAsia="Helvetica" w:cs="Helvetica"/>
-                <w:i w:val="false"/>
-                <w:b w:val="false"/>
-                <w:u w:val="none"/>
-                <w:sz w:val="22"/>
-                <w:szCs w:val="22"/>
-                <w:color w:val="000000"/>
-              </w:rPr>
-            </w:pPr>
-            <w:r>
-              <w:rPr>
-                <w:rFonts w:ascii="Helvetica" w:hAnsi="Helvetica" w:eastAsia="Helvetica" w:cs="Helvetica"/>
-                <w:i w:val="false"/>
-                <w:b w:val="false"/>
-                <w:u w:val="none"/>
-                <w:sz w:val="22"/>
-                <w:szCs w:val="22"/>
-                <w:color w:val="000000"/>
-              </w:rPr>
-              <w:t xml:space="preserve">-5.7, 3.2</w:t>
-            </w:r>
-          </w:p>
-        </w:tc>
-        <w:tc>
-          <w:tcPr>
-            <w:tcBorders>
-              <w:bottom w:val="none" w:sz="0" w:space="0" w:color="000000"/>
-              <w:top w:val="none" w:sz="0" w:space="0" w:color="000000"/>
-              <w:left w:val="none" w:sz="0" w:space="0" w:color="000000"/>
-              <w:right w:val="none" w:sz="0" w:space="0" w:color="000000"/>
-            </w:tcBorders>
-            <w:shd w:val="clear" w:color="auto" w:fill="FFFFFF"/>
-            <w:tcMar>
-              <w:top w:w="0" w:type="dxa"/>
-              <w:bottom w:w="0" w:type="dxa"/>
-              <w:left w:w="0" w:type="dxa"/>
-              <w:right w:w="0" w:type="dxa"/>
-            </w:tcMar>
-            <w:vAlign w:val="top"/>
-          </w:tcPr>
-          <w:p>
-            <w:pPr>
-              <w:pStyle w:val="Normal"/>
-              <w:jc w:val="center"/>
-              <w:pBdr>
-                <w:bottom w:val="none" w:sz="0" w:space="0" w:color="000000"/>
-                <w:top w:val="none" w:sz="0" w:space="0" w:color="000000"/>
-                <w:left w:val="none" w:sz="0" w:space="0" w:color="000000"/>
-                <w:right w:val="none" w:sz="0" w:space="0" w:color="000000"/>
-              </w:pBdr>
-              <w:spacing w:after="100" w:before="100" w:line="240"/>
-              <w:ind w:left="100" w:right="100" w:firstLine="0" w:firstLineChars="0"/>
-              <w:rPr>
-                <w:rFonts w:ascii="Helvetica" w:hAnsi="Helvetica" w:eastAsia="Helvetica" w:cs="Helvetica"/>
-                <w:i w:val="false"/>
-                <w:b w:val="false"/>
-                <w:u w:val="none"/>
-                <w:sz w:val="22"/>
-                <w:szCs w:val="22"/>
-                <w:color w:val="000000"/>
-              </w:rPr>
-            </w:pPr>
-            <w:r>
-              <w:rPr>
-                <w:rFonts w:ascii="Helvetica" w:hAnsi="Helvetica" w:eastAsia="Helvetica" w:cs="Helvetica"/>
-                <w:i w:val="false"/>
-                <w:b w:val="false"/>
-                <w:u w:val="none"/>
-                <w:sz w:val="22"/>
-                <w:szCs w:val="22"/>
-                <w:color w:val="000000"/>
-              </w:rPr>
-              <w:t xml:space="preserve">0.573</w:t>
+              <w:t xml:space="preserve">-1.9</w:t>
+            </w:r>
+          </w:p>
+        </w:tc>
+        <w:tc>
+          <w:tcPr>
+            <w:tcBorders>
+              <w:bottom w:val="none" w:sz="0" w:space="0" w:color="000000"/>
+              <w:top w:val="none" w:sz="0" w:space="0" w:color="000000"/>
+              <w:left w:val="none" w:sz="0" w:space="0" w:color="000000"/>
+              <w:right w:val="none" w:sz="0" w:space="0" w:color="000000"/>
+            </w:tcBorders>
+            <w:shd w:val="clear" w:color="auto" w:fill="FFFFFF"/>
+            <w:tcMar>
+              <w:top w:w="0" w:type="dxa"/>
+              <w:bottom w:w="0" w:type="dxa"/>
+              <w:left w:w="0" w:type="dxa"/>
+              <w:right w:w="0" w:type="dxa"/>
+            </w:tcMar>
+            <w:vAlign w:val="top"/>
+          </w:tcPr>
+          <w:p>
+            <w:pPr>
+              <w:pStyle w:val="Normal"/>
+              <w:jc w:val="center"/>
+              <w:pBdr>
+                <w:bottom w:val="none" w:sz="0" w:space="0" w:color="000000"/>
+                <w:top w:val="none" w:sz="0" w:space="0" w:color="000000"/>
+                <w:left w:val="none" w:sz="0" w:space="0" w:color="000000"/>
+                <w:right w:val="none" w:sz="0" w:space="0" w:color="000000"/>
+              </w:pBdr>
+              <w:spacing w:after="100" w:before="100" w:line="240"/>
+              <w:ind w:left="100" w:right="100" w:firstLine="0" w:firstLineChars="0"/>
+              <w:rPr>
+                <w:rFonts w:ascii="Helvetica" w:hAnsi="Helvetica" w:eastAsia="Helvetica" w:cs="Helvetica"/>
+                <w:i w:val="false"/>
+                <w:b w:val="false"/>
+                <w:u w:val="none"/>
+                <w:sz w:val="22"/>
+                <w:szCs w:val="22"/>
+                <w:color w:val="000000"/>
+              </w:rPr>
+            </w:pPr>
+            <w:r>
+              <w:rPr>
+                <w:rFonts w:ascii="Helvetica" w:hAnsi="Helvetica" w:eastAsia="Helvetica" w:cs="Helvetica"/>
+                <w:i w:val="false"/>
+                <w:b w:val="false"/>
+                <w:u w:val="none"/>
+                <w:sz w:val="22"/>
+                <w:szCs w:val="22"/>
+                <w:color w:val="000000"/>
+              </w:rPr>
+              <w:t xml:space="preserve">-6.2, 2.5</w:t>
+            </w:r>
+          </w:p>
+        </w:tc>
+        <w:tc>
+          <w:tcPr>
+            <w:tcBorders>
+              <w:bottom w:val="none" w:sz="0" w:space="0" w:color="000000"/>
+              <w:top w:val="none" w:sz="0" w:space="0" w:color="000000"/>
+              <w:left w:val="none" w:sz="0" w:space="0" w:color="000000"/>
+              <w:right w:val="none" w:sz="0" w:space="0" w:color="000000"/>
+            </w:tcBorders>
+            <w:shd w:val="clear" w:color="auto" w:fill="FFFFFF"/>
+            <w:tcMar>
+              <w:top w:w="0" w:type="dxa"/>
+              <w:bottom w:w="0" w:type="dxa"/>
+              <w:left w:w="0" w:type="dxa"/>
+              <w:right w:w="0" w:type="dxa"/>
+            </w:tcMar>
+            <w:vAlign w:val="top"/>
+          </w:tcPr>
+          <w:p>
+            <w:pPr>
+              <w:pStyle w:val="Normal"/>
+              <w:jc w:val="center"/>
+              <w:pBdr>
+                <w:bottom w:val="none" w:sz="0" w:space="0" w:color="000000"/>
+                <w:top w:val="none" w:sz="0" w:space="0" w:color="000000"/>
+                <w:left w:val="none" w:sz="0" w:space="0" w:color="000000"/>
+                <w:right w:val="none" w:sz="0" w:space="0" w:color="000000"/>
+              </w:pBdr>
+              <w:spacing w:after="100" w:before="100" w:line="240"/>
+              <w:ind w:left="100" w:right="100" w:firstLine="0" w:firstLineChars="0"/>
+              <w:rPr>
+                <w:rFonts w:ascii="Helvetica" w:hAnsi="Helvetica" w:eastAsia="Helvetica" w:cs="Helvetica"/>
+                <w:i w:val="false"/>
+                <w:b w:val="false"/>
+                <w:u w:val="none"/>
+                <w:sz w:val="22"/>
+                <w:szCs w:val="22"/>
+                <w:color w:val="000000"/>
+              </w:rPr>
+            </w:pPr>
+            <w:r>
+              <w:rPr>
+                <w:rFonts w:ascii="Helvetica" w:hAnsi="Helvetica" w:eastAsia="Helvetica" w:cs="Helvetica"/>
+                <w:i w:val="false"/>
+                <w:b w:val="false"/>
+                <w:u w:val="none"/>
+                <w:sz w:val="22"/>
+                <w:szCs w:val="22"/>
+                <w:color w:val="000000"/>
+              </w:rPr>
+              <w:t xml:space="preserve">0.396</w:t>
             </w:r>
           </w:p>
         </w:tc>
@@ -7356,113 +7356,113 @@
                 <w:szCs w:val="22"/>
                 <w:color w:val="000000"/>
               </w:rPr>
-              <w:t xml:space="preserve">-1.0</w:t>
-            </w:r>
-          </w:p>
-        </w:tc>
-        <w:tc>
-          <w:tcPr>
-            <w:tcBorders>
-              <w:bottom w:val="none" w:sz="0" w:space="0" w:color="000000"/>
-              <w:top w:val="none" w:sz="0" w:space="0" w:color="000000"/>
-              <w:left w:val="none" w:sz="0" w:space="0" w:color="000000"/>
-              <w:right w:val="none" w:sz="0" w:space="0" w:color="000000"/>
-            </w:tcBorders>
-            <w:shd w:val="clear" w:color="auto" w:fill="FFFFFF"/>
-            <w:tcMar>
-              <w:top w:w="0" w:type="dxa"/>
-              <w:bottom w:w="0" w:type="dxa"/>
-              <w:left w:w="0" w:type="dxa"/>
-              <w:right w:w="0" w:type="dxa"/>
-            </w:tcMar>
-            <w:vAlign w:val="top"/>
-          </w:tcPr>
-          <w:p>
-            <w:pPr>
-              <w:pStyle w:val="Normal"/>
-              <w:jc w:val="center"/>
-              <w:pBdr>
-                <w:bottom w:val="none" w:sz="0" w:space="0" w:color="000000"/>
-                <w:top w:val="none" w:sz="0" w:space="0" w:color="000000"/>
-                <w:left w:val="none" w:sz="0" w:space="0" w:color="000000"/>
-                <w:right w:val="none" w:sz="0" w:space="0" w:color="000000"/>
-              </w:pBdr>
-              <w:spacing w:after="100" w:before="100" w:line="240"/>
-              <w:ind w:left="100" w:right="100" w:firstLine="0" w:firstLineChars="0"/>
-              <w:rPr>
-                <w:rFonts w:ascii="Helvetica" w:hAnsi="Helvetica" w:eastAsia="Helvetica" w:cs="Helvetica"/>
-                <w:i w:val="false"/>
-                <w:b w:val="false"/>
-                <w:u w:val="none"/>
-                <w:sz w:val="22"/>
-                <w:szCs w:val="22"/>
-                <w:color w:val="000000"/>
-              </w:rPr>
-            </w:pPr>
-            <w:r>
-              <w:rPr>
-                <w:rFonts w:ascii="Helvetica" w:hAnsi="Helvetica" w:eastAsia="Helvetica" w:cs="Helvetica"/>
-                <w:i w:val="false"/>
-                <w:b w:val="false"/>
-                <w:u w:val="none"/>
-                <w:sz w:val="22"/>
-                <w:szCs w:val="22"/>
-                <w:color w:val="000000"/>
-              </w:rPr>
-              <w:t xml:space="preserve">-11, 9.3</w:t>
-            </w:r>
-          </w:p>
-        </w:tc>
-        <w:tc>
-          <w:tcPr>
-            <w:tcBorders>
-              <w:bottom w:val="none" w:sz="0" w:space="0" w:color="000000"/>
-              <w:top w:val="none" w:sz="0" w:space="0" w:color="000000"/>
-              <w:left w:val="none" w:sz="0" w:space="0" w:color="000000"/>
-              <w:right w:val="none" w:sz="0" w:space="0" w:color="000000"/>
-            </w:tcBorders>
-            <w:shd w:val="clear" w:color="auto" w:fill="FFFFFF"/>
-            <w:tcMar>
-              <w:top w:w="0" w:type="dxa"/>
-              <w:bottom w:w="0" w:type="dxa"/>
-              <w:left w:w="0" w:type="dxa"/>
-              <w:right w:w="0" w:type="dxa"/>
-            </w:tcMar>
-            <w:vAlign w:val="top"/>
-          </w:tcPr>
-          <w:p>
-            <w:pPr>
-              <w:pStyle w:val="Normal"/>
-              <w:jc w:val="center"/>
-              <w:pBdr>
-                <w:bottom w:val="none" w:sz="0" w:space="0" w:color="000000"/>
-                <w:top w:val="none" w:sz="0" w:space="0" w:color="000000"/>
-                <w:left w:val="none" w:sz="0" w:space="0" w:color="000000"/>
-                <w:right w:val="none" w:sz="0" w:space="0" w:color="000000"/>
-              </w:pBdr>
-              <w:spacing w:after="100" w:before="100" w:line="240"/>
-              <w:ind w:left="100" w:right="100" w:firstLine="0" w:firstLineChars="0"/>
-              <w:rPr>
-                <w:rFonts w:ascii="Helvetica" w:hAnsi="Helvetica" w:eastAsia="Helvetica" w:cs="Helvetica"/>
-                <w:i w:val="false"/>
-                <w:b w:val="false"/>
-                <w:u w:val="none"/>
-                <w:sz w:val="22"/>
-                <w:szCs w:val="22"/>
-                <w:color w:val="000000"/>
-              </w:rPr>
-            </w:pPr>
-            <w:r>
-              <w:rPr>
-                <w:rFonts w:ascii="Helvetica" w:hAnsi="Helvetica" w:eastAsia="Helvetica" w:cs="Helvetica"/>
-                <w:i w:val="false"/>
-                <w:b w:val="false"/>
-                <w:u w:val="none"/>
-                <w:sz w:val="22"/>
-                <w:szCs w:val="22"/>
-                <w:color w:val="000000"/>
-              </w:rPr>
-              <w:t xml:space="preserve">0.848</w:t>
+              <w:t xml:space="preserve">0.17</w:t>
+            </w:r>
+          </w:p>
+        </w:tc>
+        <w:tc>
+          <w:tcPr>
+            <w:tcBorders>
+              <w:bottom w:val="none" w:sz="0" w:space="0" w:color="000000"/>
+              <w:top w:val="none" w:sz="0" w:space="0" w:color="000000"/>
+              <w:left w:val="none" w:sz="0" w:space="0" w:color="000000"/>
+              <w:right w:val="none" w:sz="0" w:space="0" w:color="000000"/>
+            </w:tcBorders>
+            <w:shd w:val="clear" w:color="auto" w:fill="FFFFFF"/>
+            <w:tcMar>
+              <w:top w:w="0" w:type="dxa"/>
+              <w:bottom w:w="0" w:type="dxa"/>
+              <w:left w:w="0" w:type="dxa"/>
+              <w:right w:w="0" w:type="dxa"/>
+            </w:tcMar>
+            <w:vAlign w:val="top"/>
+          </w:tcPr>
+          <w:p>
+            <w:pPr>
+              <w:pStyle w:val="Normal"/>
+              <w:jc w:val="center"/>
+              <w:pBdr>
+                <w:bottom w:val="none" w:sz="0" w:space="0" w:color="000000"/>
+                <w:top w:val="none" w:sz="0" w:space="0" w:color="000000"/>
+                <w:left w:val="none" w:sz="0" w:space="0" w:color="000000"/>
+                <w:right w:val="none" w:sz="0" w:space="0" w:color="000000"/>
+              </w:pBdr>
+              <w:spacing w:after="100" w:before="100" w:line="240"/>
+              <w:ind w:left="100" w:right="100" w:firstLine="0" w:firstLineChars="0"/>
+              <w:rPr>
+                <w:rFonts w:ascii="Helvetica" w:hAnsi="Helvetica" w:eastAsia="Helvetica" w:cs="Helvetica"/>
+                <w:i w:val="false"/>
+                <w:b w:val="false"/>
+                <w:u w:val="none"/>
+                <w:sz w:val="22"/>
+                <w:szCs w:val="22"/>
+                <w:color w:val="000000"/>
+              </w:rPr>
+            </w:pPr>
+            <w:r>
+              <w:rPr>
+                <w:rFonts w:ascii="Helvetica" w:hAnsi="Helvetica" w:eastAsia="Helvetica" w:cs="Helvetica"/>
+                <w:i w:val="false"/>
+                <w:b w:val="false"/>
+                <w:u w:val="none"/>
+                <w:sz w:val="22"/>
+                <w:szCs w:val="22"/>
+                <w:color w:val="000000"/>
+              </w:rPr>
+              <w:t xml:space="preserve">-9.9, 10</w:t>
+            </w:r>
+          </w:p>
+        </w:tc>
+        <w:tc>
+          <w:tcPr>
+            <w:tcBorders>
+              <w:bottom w:val="none" w:sz="0" w:space="0" w:color="000000"/>
+              <w:top w:val="none" w:sz="0" w:space="0" w:color="000000"/>
+              <w:left w:val="none" w:sz="0" w:space="0" w:color="000000"/>
+              <w:right w:val="none" w:sz="0" w:space="0" w:color="000000"/>
+            </w:tcBorders>
+            <w:shd w:val="clear" w:color="auto" w:fill="FFFFFF"/>
+            <w:tcMar>
+              <w:top w:w="0" w:type="dxa"/>
+              <w:bottom w:w="0" w:type="dxa"/>
+              <w:left w:w="0" w:type="dxa"/>
+              <w:right w:w="0" w:type="dxa"/>
+            </w:tcMar>
+            <w:vAlign w:val="top"/>
+          </w:tcPr>
+          <w:p>
+            <w:pPr>
+              <w:pStyle w:val="Normal"/>
+              <w:jc w:val="center"/>
+              <w:pBdr>
+                <w:bottom w:val="none" w:sz="0" w:space="0" w:color="000000"/>
+                <w:top w:val="none" w:sz="0" w:space="0" w:color="000000"/>
+                <w:left w:val="none" w:sz="0" w:space="0" w:color="000000"/>
+                <w:right w:val="none" w:sz="0" w:space="0" w:color="000000"/>
+              </w:pBdr>
+              <w:spacing w:after="100" w:before="100" w:line="240"/>
+              <w:ind w:left="100" w:right="100" w:firstLine="0" w:firstLineChars="0"/>
+              <w:rPr>
+                <w:rFonts w:ascii="Helvetica" w:hAnsi="Helvetica" w:eastAsia="Helvetica" w:cs="Helvetica"/>
+                <w:i w:val="false"/>
+                <w:b w:val="false"/>
+                <w:u w:val="none"/>
+                <w:sz w:val="22"/>
+                <w:szCs w:val="22"/>
+                <w:color w:val="000000"/>
+              </w:rPr>
+            </w:pPr>
+            <w:r>
+              <w:rPr>
+                <w:rFonts w:ascii="Helvetica" w:hAnsi="Helvetica" w:eastAsia="Helvetica" w:cs="Helvetica"/>
+                <w:i w:val="false"/>
+                <w:b w:val="false"/>
+                <w:u w:val="none"/>
+                <w:sz w:val="22"/>
+                <w:szCs w:val="22"/>
+                <w:color w:val="000000"/>
+              </w:rPr>
+              <w:t xml:space="preserve">0.973</w:t>
             </w:r>
           </w:p>
         </w:tc>
@@ -7839,113 +7839,113 @@
                 <w:szCs w:val="22"/>
                 <w:color w:val="000000"/>
               </w:rPr>
-              <w:t xml:space="preserve">3.2</w:t>
-            </w:r>
-          </w:p>
-        </w:tc>
-        <w:tc>
-          <w:tcPr>
-            <w:tcBorders>
-              <w:bottom w:val="none" w:sz="0" w:space="0" w:color="000000"/>
-              <w:top w:val="none" w:sz="0" w:space="0" w:color="000000"/>
-              <w:left w:val="none" w:sz="0" w:space="0" w:color="000000"/>
-              <w:right w:val="none" w:sz="0" w:space="0" w:color="000000"/>
-            </w:tcBorders>
-            <w:shd w:val="clear" w:color="auto" w:fill="FFFFFF"/>
-            <w:tcMar>
-              <w:top w:w="0" w:type="dxa"/>
-              <w:bottom w:w="0" w:type="dxa"/>
-              <w:left w:w="0" w:type="dxa"/>
-              <w:right w:w="0" w:type="dxa"/>
-            </w:tcMar>
-            <w:vAlign w:val="top"/>
-          </w:tcPr>
-          <w:p>
-            <w:pPr>
-              <w:pStyle w:val="Normal"/>
-              <w:jc w:val="center"/>
-              <w:pBdr>
-                <w:bottom w:val="none" w:sz="0" w:space="0" w:color="000000"/>
-                <w:top w:val="none" w:sz="0" w:space="0" w:color="000000"/>
-                <w:left w:val="none" w:sz="0" w:space="0" w:color="000000"/>
-                <w:right w:val="none" w:sz="0" w:space="0" w:color="000000"/>
-              </w:pBdr>
-              <w:spacing w:after="100" w:before="100" w:line="240"/>
-              <w:ind w:left="100" w:right="100" w:firstLine="0" w:firstLineChars="0"/>
-              <w:rPr>
-                <w:rFonts w:ascii="Helvetica" w:hAnsi="Helvetica" w:eastAsia="Helvetica" w:cs="Helvetica"/>
-                <w:i w:val="false"/>
-                <w:b w:val="false"/>
-                <w:u w:val="none"/>
-                <w:sz w:val="22"/>
-                <w:szCs w:val="22"/>
-                <w:color w:val="000000"/>
-              </w:rPr>
-            </w:pPr>
-            <w:r>
-              <w:rPr>
-                <w:rFonts w:ascii="Helvetica" w:hAnsi="Helvetica" w:eastAsia="Helvetica" w:cs="Helvetica"/>
-                <w:i w:val="false"/>
-                <w:b w:val="false"/>
-                <w:u w:val="none"/>
-                <w:sz w:val="22"/>
-                <w:szCs w:val="22"/>
-                <w:color w:val="000000"/>
-              </w:rPr>
-              <w:t xml:space="preserve">-9.0, 15</w:t>
-            </w:r>
-          </w:p>
-        </w:tc>
-        <w:tc>
-          <w:tcPr>
-            <w:tcBorders>
-              <w:bottom w:val="none" w:sz="0" w:space="0" w:color="000000"/>
-              <w:top w:val="none" w:sz="0" w:space="0" w:color="000000"/>
-              <w:left w:val="none" w:sz="0" w:space="0" w:color="000000"/>
-              <w:right w:val="none" w:sz="0" w:space="0" w:color="000000"/>
-            </w:tcBorders>
-            <w:shd w:val="clear" w:color="auto" w:fill="FFFFFF"/>
-            <w:tcMar>
-              <w:top w:w="0" w:type="dxa"/>
-              <w:bottom w:w="0" w:type="dxa"/>
-              <w:left w:w="0" w:type="dxa"/>
-              <w:right w:w="0" w:type="dxa"/>
-            </w:tcMar>
-            <w:vAlign w:val="top"/>
-          </w:tcPr>
-          <w:p>
-            <w:pPr>
-              <w:pStyle w:val="Normal"/>
-              <w:jc w:val="center"/>
-              <w:pBdr>
-                <w:bottom w:val="none" w:sz="0" w:space="0" w:color="000000"/>
-                <w:top w:val="none" w:sz="0" w:space="0" w:color="000000"/>
-                <w:left w:val="none" w:sz="0" w:space="0" w:color="000000"/>
-                <w:right w:val="none" w:sz="0" w:space="0" w:color="000000"/>
-              </w:pBdr>
-              <w:spacing w:after="100" w:before="100" w:line="240"/>
-              <w:ind w:left="100" w:right="100" w:firstLine="0" w:firstLineChars="0"/>
-              <w:rPr>
-                <w:rFonts w:ascii="Helvetica" w:hAnsi="Helvetica" w:eastAsia="Helvetica" w:cs="Helvetica"/>
-                <w:i w:val="false"/>
-                <w:b w:val="false"/>
-                <w:u w:val="none"/>
-                <w:sz w:val="22"/>
-                <w:szCs w:val="22"/>
-                <w:color w:val="000000"/>
-              </w:rPr>
-            </w:pPr>
-            <w:r>
-              <w:rPr>
-                <w:rFonts w:ascii="Helvetica" w:hAnsi="Helvetica" w:eastAsia="Helvetica" w:cs="Helvetica"/>
-                <w:i w:val="false"/>
-                <w:b w:val="false"/>
-                <w:u w:val="none"/>
-                <w:sz w:val="22"/>
-                <w:szCs w:val="22"/>
-                <w:color w:val="000000"/>
-              </w:rPr>
-              <w:t xml:space="preserve">0.603</w:t>
+              <w:t xml:space="preserve">3.1</w:t>
+            </w:r>
+          </w:p>
+        </w:tc>
+        <w:tc>
+          <w:tcPr>
+            <w:tcBorders>
+              <w:bottom w:val="none" w:sz="0" w:space="0" w:color="000000"/>
+              <w:top w:val="none" w:sz="0" w:space="0" w:color="000000"/>
+              <w:left w:val="none" w:sz="0" w:space="0" w:color="000000"/>
+              <w:right w:val="none" w:sz="0" w:space="0" w:color="000000"/>
+            </w:tcBorders>
+            <w:shd w:val="clear" w:color="auto" w:fill="FFFFFF"/>
+            <w:tcMar>
+              <w:top w:w="0" w:type="dxa"/>
+              <w:bottom w:w="0" w:type="dxa"/>
+              <w:left w:w="0" w:type="dxa"/>
+              <w:right w:w="0" w:type="dxa"/>
+            </w:tcMar>
+            <w:vAlign w:val="top"/>
+          </w:tcPr>
+          <w:p>
+            <w:pPr>
+              <w:pStyle w:val="Normal"/>
+              <w:jc w:val="center"/>
+              <w:pBdr>
+                <w:bottom w:val="none" w:sz="0" w:space="0" w:color="000000"/>
+                <w:top w:val="none" w:sz="0" w:space="0" w:color="000000"/>
+                <w:left w:val="none" w:sz="0" w:space="0" w:color="000000"/>
+                <w:right w:val="none" w:sz="0" w:space="0" w:color="000000"/>
+              </w:pBdr>
+              <w:spacing w:after="100" w:before="100" w:line="240"/>
+              <w:ind w:left="100" w:right="100" w:firstLine="0" w:firstLineChars="0"/>
+              <w:rPr>
+                <w:rFonts w:ascii="Helvetica" w:hAnsi="Helvetica" w:eastAsia="Helvetica" w:cs="Helvetica"/>
+                <w:i w:val="false"/>
+                <w:b w:val="false"/>
+                <w:u w:val="none"/>
+                <w:sz w:val="22"/>
+                <w:szCs w:val="22"/>
+                <w:color w:val="000000"/>
+              </w:rPr>
+            </w:pPr>
+            <w:r>
+              <w:rPr>
+                <w:rFonts w:ascii="Helvetica" w:hAnsi="Helvetica" w:eastAsia="Helvetica" w:cs="Helvetica"/>
+                <w:i w:val="false"/>
+                <w:b w:val="false"/>
+                <w:u w:val="none"/>
+                <w:sz w:val="22"/>
+                <w:szCs w:val="22"/>
+                <w:color w:val="000000"/>
+              </w:rPr>
+              <w:t xml:space="preserve">-8.8, 15</w:t>
+            </w:r>
+          </w:p>
+        </w:tc>
+        <w:tc>
+          <w:tcPr>
+            <w:tcBorders>
+              <w:bottom w:val="none" w:sz="0" w:space="0" w:color="000000"/>
+              <w:top w:val="none" w:sz="0" w:space="0" w:color="000000"/>
+              <w:left w:val="none" w:sz="0" w:space="0" w:color="000000"/>
+              <w:right w:val="none" w:sz="0" w:space="0" w:color="000000"/>
+            </w:tcBorders>
+            <w:shd w:val="clear" w:color="auto" w:fill="FFFFFF"/>
+            <w:tcMar>
+              <w:top w:w="0" w:type="dxa"/>
+              <w:bottom w:w="0" w:type="dxa"/>
+              <w:left w:w="0" w:type="dxa"/>
+              <w:right w:w="0" w:type="dxa"/>
+            </w:tcMar>
+            <w:vAlign w:val="top"/>
+          </w:tcPr>
+          <w:p>
+            <w:pPr>
+              <w:pStyle w:val="Normal"/>
+              <w:jc w:val="center"/>
+              <w:pBdr>
+                <w:bottom w:val="none" w:sz="0" w:space="0" w:color="000000"/>
+                <w:top w:val="none" w:sz="0" w:space="0" w:color="000000"/>
+                <w:left w:val="none" w:sz="0" w:space="0" w:color="000000"/>
+                <w:right w:val="none" w:sz="0" w:space="0" w:color="000000"/>
+              </w:pBdr>
+              <w:spacing w:after="100" w:before="100" w:line="240"/>
+              <w:ind w:left="100" w:right="100" w:firstLine="0" w:firstLineChars="0"/>
+              <w:rPr>
+                <w:rFonts w:ascii="Helvetica" w:hAnsi="Helvetica" w:eastAsia="Helvetica" w:cs="Helvetica"/>
+                <w:i w:val="false"/>
+                <w:b w:val="false"/>
+                <w:u w:val="none"/>
+                <w:sz w:val="22"/>
+                <w:szCs w:val="22"/>
+                <w:color w:val="000000"/>
+              </w:rPr>
+            </w:pPr>
+            <w:r>
+              <w:rPr>
+                <w:rFonts w:ascii="Helvetica" w:hAnsi="Helvetica" w:eastAsia="Helvetica" w:cs="Helvetica"/>
+                <w:i w:val="false"/>
+                <w:b w:val="false"/>
+                <w:u w:val="none"/>
+                <w:sz w:val="22"/>
+                <w:szCs w:val="22"/>
+                <w:color w:val="000000"/>
+              </w:rPr>
+              <w:t xml:space="preserve">0.610</w:t>
             </w:r>
           </w:p>
         </w:tc>
@@ -8322,113 +8322,113 @@
                 <w:szCs w:val="22"/>
                 <w:color w:val="000000"/>
               </w:rPr>
-              <w:t xml:space="preserve">11</w:t>
-            </w:r>
-          </w:p>
-        </w:tc>
-        <w:tc>
-          <w:tcPr>
-            <w:tcBorders>
-              <w:bottom w:val="none" w:sz="0" w:space="0" w:color="000000"/>
-              <w:top w:val="none" w:sz="0" w:space="0" w:color="000000"/>
-              <w:left w:val="none" w:sz="0" w:space="0" w:color="000000"/>
-              <w:right w:val="none" w:sz="0" w:space="0" w:color="000000"/>
-            </w:tcBorders>
-            <w:shd w:val="clear" w:color="auto" w:fill="FFFFFF"/>
-            <w:tcMar>
-              <w:top w:w="0" w:type="dxa"/>
-              <w:bottom w:w="0" w:type="dxa"/>
-              <w:left w:w="0" w:type="dxa"/>
-              <w:right w:w="0" w:type="dxa"/>
-            </w:tcMar>
-            <w:vAlign w:val="top"/>
-          </w:tcPr>
-          <w:p>
-            <w:pPr>
-              <w:pStyle w:val="Normal"/>
-              <w:jc w:val="center"/>
-              <w:pBdr>
-                <w:bottom w:val="none" w:sz="0" w:space="0" w:color="000000"/>
-                <w:top w:val="none" w:sz="0" w:space="0" w:color="000000"/>
-                <w:left w:val="none" w:sz="0" w:space="0" w:color="000000"/>
-                <w:right w:val="none" w:sz="0" w:space="0" w:color="000000"/>
-              </w:pBdr>
-              <w:spacing w:after="100" w:before="100" w:line="240"/>
-              <w:ind w:left="100" w:right="100" w:firstLine="0" w:firstLineChars="0"/>
-              <w:rPr>
-                <w:rFonts w:ascii="Helvetica" w:hAnsi="Helvetica" w:eastAsia="Helvetica" w:cs="Helvetica"/>
-                <w:i w:val="false"/>
-                <w:b w:val="false"/>
-                <w:u w:val="none"/>
-                <w:sz w:val="22"/>
-                <w:szCs w:val="22"/>
-                <w:color w:val="000000"/>
-              </w:rPr>
-            </w:pPr>
-            <w:r>
-              <w:rPr>
-                <w:rFonts w:ascii="Helvetica" w:hAnsi="Helvetica" w:eastAsia="Helvetica" w:cs="Helvetica"/>
-                <w:i w:val="false"/>
-                <w:b w:val="false"/>
-                <w:u w:val="none"/>
-                <w:sz w:val="22"/>
-                <w:szCs w:val="22"/>
-                <w:color w:val="000000"/>
-              </w:rPr>
-              <w:t xml:space="preserve">-0.72, 22</w:t>
-            </w:r>
-          </w:p>
-        </w:tc>
-        <w:tc>
-          <w:tcPr>
-            <w:tcBorders>
-              <w:bottom w:val="none" w:sz="0" w:space="0" w:color="000000"/>
-              <w:top w:val="none" w:sz="0" w:space="0" w:color="000000"/>
-              <w:left w:val="none" w:sz="0" w:space="0" w:color="000000"/>
-              <w:right w:val="none" w:sz="0" w:space="0" w:color="000000"/>
-            </w:tcBorders>
-            <w:shd w:val="clear" w:color="auto" w:fill="FFFFFF"/>
-            <w:tcMar>
-              <w:top w:w="0" w:type="dxa"/>
-              <w:bottom w:w="0" w:type="dxa"/>
-              <w:left w:w="0" w:type="dxa"/>
-              <w:right w:w="0" w:type="dxa"/>
-            </w:tcMar>
-            <w:vAlign w:val="top"/>
-          </w:tcPr>
-          <w:p>
-            <w:pPr>
-              <w:pStyle w:val="Normal"/>
-              <w:jc w:val="center"/>
-              <w:pBdr>
-                <w:bottom w:val="none" w:sz="0" w:space="0" w:color="000000"/>
-                <w:top w:val="none" w:sz="0" w:space="0" w:color="000000"/>
-                <w:left w:val="none" w:sz="0" w:space="0" w:color="000000"/>
-                <w:right w:val="none" w:sz="0" w:space="0" w:color="000000"/>
-              </w:pBdr>
-              <w:spacing w:after="100" w:before="100" w:line="240"/>
-              <w:ind w:left="100" w:right="100" w:firstLine="0" w:firstLineChars="0"/>
-              <w:rPr>
-                <w:rFonts w:ascii="Helvetica" w:hAnsi="Helvetica" w:eastAsia="Helvetica" w:cs="Helvetica"/>
-                <w:i w:val="false"/>
-                <w:b w:val="false"/>
-                <w:u w:val="none"/>
-                <w:sz w:val="22"/>
-                <w:szCs w:val="22"/>
-                <w:color w:val="000000"/>
-              </w:rPr>
-            </w:pPr>
-            <w:r>
-              <w:rPr>
-                <w:rFonts w:ascii="Helvetica" w:hAnsi="Helvetica" w:eastAsia="Helvetica" w:cs="Helvetica"/>
-                <w:i w:val="false"/>
-                <w:b w:val="false"/>
-                <w:u w:val="none"/>
-                <w:sz w:val="22"/>
-                <w:szCs w:val="22"/>
-                <w:color w:val="000000"/>
-              </w:rPr>
-              <w:t xml:space="preserve">0.066</w:t>
+              <w:t xml:space="preserve">10</w:t>
+            </w:r>
+          </w:p>
+        </w:tc>
+        <w:tc>
+          <w:tcPr>
+            <w:tcBorders>
+              <w:bottom w:val="none" w:sz="0" w:space="0" w:color="000000"/>
+              <w:top w:val="none" w:sz="0" w:space="0" w:color="000000"/>
+              <w:left w:val="none" w:sz="0" w:space="0" w:color="000000"/>
+              <w:right w:val="none" w:sz="0" w:space="0" w:color="000000"/>
+            </w:tcBorders>
+            <w:shd w:val="clear" w:color="auto" w:fill="FFFFFF"/>
+            <w:tcMar>
+              <w:top w:w="0" w:type="dxa"/>
+              <w:bottom w:w="0" w:type="dxa"/>
+              <w:left w:w="0" w:type="dxa"/>
+              <w:right w:w="0" w:type="dxa"/>
+            </w:tcMar>
+            <w:vAlign w:val="top"/>
+          </w:tcPr>
+          <w:p>
+            <w:pPr>
+              <w:pStyle w:val="Normal"/>
+              <w:jc w:val="center"/>
+              <w:pBdr>
+                <w:bottom w:val="none" w:sz="0" w:space="0" w:color="000000"/>
+                <w:top w:val="none" w:sz="0" w:space="0" w:color="000000"/>
+                <w:left w:val="none" w:sz="0" w:space="0" w:color="000000"/>
+                <w:right w:val="none" w:sz="0" w:space="0" w:color="000000"/>
+              </w:pBdr>
+              <w:spacing w:after="100" w:before="100" w:line="240"/>
+              <w:ind w:left="100" w:right="100" w:firstLine="0" w:firstLineChars="0"/>
+              <w:rPr>
+                <w:rFonts w:ascii="Helvetica" w:hAnsi="Helvetica" w:eastAsia="Helvetica" w:cs="Helvetica"/>
+                <w:i w:val="false"/>
+                <w:b w:val="false"/>
+                <w:u w:val="none"/>
+                <w:sz w:val="22"/>
+                <w:szCs w:val="22"/>
+                <w:color w:val="000000"/>
+              </w:rPr>
+            </w:pPr>
+            <w:r>
+              <w:rPr>
+                <w:rFonts w:ascii="Helvetica" w:hAnsi="Helvetica" w:eastAsia="Helvetica" w:cs="Helvetica"/>
+                <w:i w:val="false"/>
+                <w:b w:val="false"/>
+                <w:u w:val="none"/>
+                <w:sz w:val="22"/>
+                <w:szCs w:val="22"/>
+                <w:color w:val="000000"/>
+              </w:rPr>
+              <w:t xml:space="preserve">-0.93, 21</w:t>
+            </w:r>
+          </w:p>
+        </w:tc>
+        <w:tc>
+          <w:tcPr>
+            <w:tcBorders>
+              <w:bottom w:val="none" w:sz="0" w:space="0" w:color="000000"/>
+              <w:top w:val="none" w:sz="0" w:space="0" w:color="000000"/>
+              <w:left w:val="none" w:sz="0" w:space="0" w:color="000000"/>
+              <w:right w:val="none" w:sz="0" w:space="0" w:color="000000"/>
+            </w:tcBorders>
+            <w:shd w:val="clear" w:color="auto" w:fill="FFFFFF"/>
+            <w:tcMar>
+              <w:top w:w="0" w:type="dxa"/>
+              <w:bottom w:w="0" w:type="dxa"/>
+              <w:left w:w="0" w:type="dxa"/>
+              <w:right w:w="0" w:type="dxa"/>
+            </w:tcMar>
+            <w:vAlign w:val="top"/>
+          </w:tcPr>
+          <w:p>
+            <w:pPr>
+              <w:pStyle w:val="Normal"/>
+              <w:jc w:val="center"/>
+              <w:pBdr>
+                <w:bottom w:val="none" w:sz="0" w:space="0" w:color="000000"/>
+                <w:top w:val="none" w:sz="0" w:space="0" w:color="000000"/>
+                <w:left w:val="none" w:sz="0" w:space="0" w:color="000000"/>
+                <w:right w:val="none" w:sz="0" w:space="0" w:color="000000"/>
+              </w:pBdr>
+              <w:spacing w:after="100" w:before="100" w:line="240"/>
+              <w:ind w:left="100" w:right="100" w:firstLine="0" w:firstLineChars="0"/>
+              <w:rPr>
+                <w:rFonts w:ascii="Helvetica" w:hAnsi="Helvetica" w:eastAsia="Helvetica" w:cs="Helvetica"/>
+                <w:i w:val="false"/>
+                <w:b w:val="false"/>
+                <w:u w:val="none"/>
+                <w:sz w:val="22"/>
+                <w:szCs w:val="22"/>
+                <w:color w:val="000000"/>
+              </w:rPr>
+            </w:pPr>
+            <w:r>
+              <w:rPr>
+                <w:rFonts w:ascii="Helvetica" w:hAnsi="Helvetica" w:eastAsia="Helvetica" w:cs="Helvetica"/>
+                <w:i w:val="false"/>
+                <w:b w:val="false"/>
+                <w:u w:val="none"/>
+                <w:sz w:val="22"/>
+                <w:szCs w:val="22"/>
+                <w:color w:val="000000"/>
+              </w:rPr>
+              <w:t xml:space="preserve">0.072</w:t>
             </w:r>
           </w:p>
         </w:tc>
@@ -8805,113 +8805,113 @@
                 <w:szCs w:val="22"/>
                 <w:color w:val="000000"/>
               </w:rPr>
-              <w:t xml:space="preserve">6.8</w:t>
-            </w:r>
-          </w:p>
-        </w:tc>
-        <w:tc>
-          <w:tcPr>
-            <w:tcBorders>
-              <w:bottom w:val="none" w:sz="0" w:space="0" w:color="000000"/>
-              <w:top w:val="none" w:sz="0" w:space="0" w:color="000000"/>
-              <w:left w:val="none" w:sz="0" w:space="0" w:color="000000"/>
-              <w:right w:val="none" w:sz="0" w:space="0" w:color="000000"/>
-            </w:tcBorders>
-            <w:shd w:val="clear" w:color="auto" w:fill="FFFFFF"/>
-            <w:tcMar>
-              <w:top w:w="0" w:type="dxa"/>
-              <w:bottom w:w="0" w:type="dxa"/>
-              <w:left w:w="0" w:type="dxa"/>
-              <w:right w:w="0" w:type="dxa"/>
-            </w:tcMar>
-            <w:vAlign w:val="top"/>
-          </w:tcPr>
-          <w:p>
-            <w:pPr>
-              <w:pStyle w:val="Normal"/>
-              <w:jc w:val="center"/>
-              <w:pBdr>
-                <w:bottom w:val="none" w:sz="0" w:space="0" w:color="000000"/>
-                <w:top w:val="none" w:sz="0" w:space="0" w:color="000000"/>
-                <w:left w:val="none" w:sz="0" w:space="0" w:color="000000"/>
-                <w:right w:val="none" w:sz="0" w:space="0" w:color="000000"/>
-              </w:pBdr>
-              <w:spacing w:after="100" w:before="100" w:line="240"/>
-              <w:ind w:left="100" w:right="100" w:firstLine="0" w:firstLineChars="0"/>
-              <w:rPr>
-                <w:rFonts w:ascii="Helvetica" w:hAnsi="Helvetica" w:eastAsia="Helvetica" w:cs="Helvetica"/>
-                <w:i w:val="false"/>
-                <w:b w:val="false"/>
-                <w:u w:val="none"/>
-                <w:sz w:val="22"/>
-                <w:szCs w:val="22"/>
-                <w:color w:val="000000"/>
-              </w:rPr>
-            </w:pPr>
-            <w:r>
-              <w:rPr>
-                <w:rFonts w:ascii="Helvetica" w:hAnsi="Helvetica" w:eastAsia="Helvetica" w:cs="Helvetica"/>
-                <w:i w:val="false"/>
-                <w:b w:val="false"/>
-                <w:u w:val="none"/>
-                <w:sz w:val="22"/>
-                <w:szCs w:val="22"/>
-                <w:color w:val="000000"/>
-              </w:rPr>
-              <w:t xml:space="preserve">-4.0, 18</w:t>
-            </w:r>
-          </w:p>
-        </w:tc>
-        <w:tc>
-          <w:tcPr>
-            <w:tcBorders>
-              <w:bottom w:val="none" w:sz="0" w:space="0" w:color="000000"/>
-              <w:top w:val="none" w:sz="0" w:space="0" w:color="000000"/>
-              <w:left w:val="none" w:sz="0" w:space="0" w:color="000000"/>
-              <w:right w:val="none" w:sz="0" w:space="0" w:color="000000"/>
-            </w:tcBorders>
-            <w:shd w:val="clear" w:color="auto" w:fill="FFFFFF"/>
-            <w:tcMar>
-              <w:top w:w="0" w:type="dxa"/>
-              <w:bottom w:w="0" w:type="dxa"/>
-              <w:left w:w="0" w:type="dxa"/>
-              <w:right w:w="0" w:type="dxa"/>
-            </w:tcMar>
-            <w:vAlign w:val="top"/>
-          </w:tcPr>
-          <w:p>
-            <w:pPr>
-              <w:pStyle w:val="Normal"/>
-              <w:jc w:val="center"/>
-              <w:pBdr>
-                <w:bottom w:val="none" w:sz="0" w:space="0" w:color="000000"/>
-                <w:top w:val="none" w:sz="0" w:space="0" w:color="000000"/>
-                <w:left w:val="none" w:sz="0" w:space="0" w:color="000000"/>
-                <w:right w:val="none" w:sz="0" w:space="0" w:color="000000"/>
-              </w:pBdr>
-              <w:spacing w:after="100" w:before="100" w:line="240"/>
-              <w:ind w:left="100" w:right="100" w:firstLine="0" w:firstLineChars="0"/>
-              <w:rPr>
-                <w:rFonts w:ascii="Helvetica" w:hAnsi="Helvetica" w:eastAsia="Helvetica" w:cs="Helvetica"/>
-                <w:i w:val="false"/>
-                <w:b w:val="false"/>
-                <w:u w:val="none"/>
-                <w:sz w:val="22"/>
-                <w:szCs w:val="22"/>
-                <w:color w:val="000000"/>
-              </w:rPr>
-            </w:pPr>
-            <w:r>
-              <w:rPr>
-                <w:rFonts w:ascii="Helvetica" w:hAnsi="Helvetica" w:eastAsia="Helvetica" w:cs="Helvetica"/>
-                <w:i w:val="false"/>
-                <w:b w:val="false"/>
-                <w:u w:val="none"/>
-                <w:sz w:val="22"/>
-                <w:szCs w:val="22"/>
-                <w:color w:val="000000"/>
-              </w:rPr>
-              <w:t xml:space="preserve">0.216</w:t>
+              <w:t xml:space="preserve">7.3</w:t>
+            </w:r>
+          </w:p>
+        </w:tc>
+        <w:tc>
+          <w:tcPr>
+            <w:tcBorders>
+              <w:bottom w:val="none" w:sz="0" w:space="0" w:color="000000"/>
+              <w:top w:val="none" w:sz="0" w:space="0" w:color="000000"/>
+              <w:left w:val="none" w:sz="0" w:space="0" w:color="000000"/>
+              <w:right w:val="none" w:sz="0" w:space="0" w:color="000000"/>
+            </w:tcBorders>
+            <w:shd w:val="clear" w:color="auto" w:fill="FFFFFF"/>
+            <w:tcMar>
+              <w:top w:w="0" w:type="dxa"/>
+              <w:bottom w:w="0" w:type="dxa"/>
+              <w:left w:w="0" w:type="dxa"/>
+              <w:right w:w="0" w:type="dxa"/>
+            </w:tcMar>
+            <w:vAlign w:val="top"/>
+          </w:tcPr>
+          <w:p>
+            <w:pPr>
+              <w:pStyle w:val="Normal"/>
+              <w:jc w:val="center"/>
+              <w:pBdr>
+                <w:bottom w:val="none" w:sz="0" w:space="0" w:color="000000"/>
+                <w:top w:val="none" w:sz="0" w:space="0" w:color="000000"/>
+                <w:left w:val="none" w:sz="0" w:space="0" w:color="000000"/>
+                <w:right w:val="none" w:sz="0" w:space="0" w:color="000000"/>
+              </w:pBdr>
+              <w:spacing w:after="100" w:before="100" w:line="240"/>
+              <w:ind w:left="100" w:right="100" w:firstLine="0" w:firstLineChars="0"/>
+              <w:rPr>
+                <w:rFonts w:ascii="Helvetica" w:hAnsi="Helvetica" w:eastAsia="Helvetica" w:cs="Helvetica"/>
+                <w:i w:val="false"/>
+                <w:b w:val="false"/>
+                <w:u w:val="none"/>
+                <w:sz w:val="22"/>
+                <w:szCs w:val="22"/>
+                <w:color w:val="000000"/>
+              </w:rPr>
+            </w:pPr>
+            <w:r>
+              <w:rPr>
+                <w:rFonts w:ascii="Helvetica" w:hAnsi="Helvetica" w:eastAsia="Helvetica" w:cs="Helvetica"/>
+                <w:i w:val="false"/>
+                <w:b w:val="false"/>
+                <w:u w:val="none"/>
+                <w:sz w:val="22"/>
+                <w:szCs w:val="22"/>
+                <w:color w:val="000000"/>
+              </w:rPr>
+              <w:t xml:space="preserve">-3.2, 18</w:t>
+            </w:r>
+          </w:p>
+        </w:tc>
+        <w:tc>
+          <w:tcPr>
+            <w:tcBorders>
+              <w:bottom w:val="none" w:sz="0" w:space="0" w:color="000000"/>
+              <w:top w:val="none" w:sz="0" w:space="0" w:color="000000"/>
+              <w:left w:val="none" w:sz="0" w:space="0" w:color="000000"/>
+              <w:right w:val="none" w:sz="0" w:space="0" w:color="000000"/>
+            </w:tcBorders>
+            <w:shd w:val="clear" w:color="auto" w:fill="FFFFFF"/>
+            <w:tcMar>
+              <w:top w:w="0" w:type="dxa"/>
+              <w:bottom w:w="0" w:type="dxa"/>
+              <w:left w:w="0" w:type="dxa"/>
+              <w:right w:w="0" w:type="dxa"/>
+            </w:tcMar>
+            <w:vAlign w:val="top"/>
+          </w:tcPr>
+          <w:p>
+            <w:pPr>
+              <w:pStyle w:val="Normal"/>
+              <w:jc w:val="center"/>
+              <w:pBdr>
+                <w:bottom w:val="none" w:sz="0" w:space="0" w:color="000000"/>
+                <w:top w:val="none" w:sz="0" w:space="0" w:color="000000"/>
+                <w:left w:val="none" w:sz="0" w:space="0" w:color="000000"/>
+                <w:right w:val="none" w:sz="0" w:space="0" w:color="000000"/>
+              </w:pBdr>
+              <w:spacing w:after="100" w:before="100" w:line="240"/>
+              <w:ind w:left="100" w:right="100" w:firstLine="0" w:firstLineChars="0"/>
+              <w:rPr>
+                <w:rFonts w:ascii="Helvetica" w:hAnsi="Helvetica" w:eastAsia="Helvetica" w:cs="Helvetica"/>
+                <w:i w:val="false"/>
+                <w:b w:val="false"/>
+                <w:u w:val="none"/>
+                <w:sz w:val="22"/>
+                <w:szCs w:val="22"/>
+                <w:color w:val="000000"/>
+              </w:rPr>
+            </w:pPr>
+            <w:r>
+              <w:rPr>
+                <w:rFonts w:ascii="Helvetica" w:hAnsi="Helvetica" w:eastAsia="Helvetica" w:cs="Helvetica"/>
+                <w:i w:val="false"/>
+                <w:b w:val="false"/>
+                <w:u w:val="none"/>
+                <w:sz w:val="22"/>
+                <w:szCs w:val="22"/>
+                <w:color w:val="000000"/>
+              </w:rPr>
+              <w:t xml:space="preserve">0.174</w:t>
             </w:r>
           </w:p>
         </w:tc>
@@ -9288,60 +9288,60 @@
                 <w:szCs w:val="22"/>
                 <w:color w:val="000000"/>
               </w:rPr>
-              <w:t xml:space="preserve">16</w:t>
-            </w:r>
-          </w:p>
-        </w:tc>
-        <w:tc>
-          <w:tcPr>
-            <w:tcBorders>
-              <w:bottom w:val="none" w:sz="0" w:space="0" w:color="000000"/>
-              <w:top w:val="none" w:sz="0" w:space="0" w:color="000000"/>
-              <w:left w:val="none" w:sz="0" w:space="0" w:color="000000"/>
-              <w:right w:val="none" w:sz="0" w:space="0" w:color="000000"/>
-            </w:tcBorders>
-            <w:shd w:val="clear" w:color="auto" w:fill="FFFFFF"/>
-            <w:tcMar>
-              <w:top w:w="0" w:type="dxa"/>
-              <w:bottom w:w="0" w:type="dxa"/>
-              <w:left w:w="0" w:type="dxa"/>
-              <w:right w:w="0" w:type="dxa"/>
-            </w:tcMar>
-            <w:vAlign w:val="top"/>
-          </w:tcPr>
-          <w:p>
-            <w:pPr>
-              <w:pStyle w:val="Normal"/>
-              <w:jc w:val="center"/>
-              <w:pBdr>
-                <w:bottom w:val="none" w:sz="0" w:space="0" w:color="000000"/>
-                <w:top w:val="none" w:sz="0" w:space="0" w:color="000000"/>
-                <w:left w:val="none" w:sz="0" w:space="0" w:color="000000"/>
-                <w:right w:val="none" w:sz="0" w:space="0" w:color="000000"/>
-              </w:pBdr>
-              <w:spacing w:after="100" w:before="100" w:line="240"/>
-              <w:ind w:left="100" w:right="100" w:firstLine="0" w:firstLineChars="0"/>
-              <w:rPr>
-                <w:rFonts w:ascii="Helvetica" w:hAnsi="Helvetica" w:eastAsia="Helvetica" w:cs="Helvetica"/>
-                <w:i w:val="false"/>
-                <w:b w:val="false"/>
-                <w:u w:val="none"/>
-                <w:sz w:val="22"/>
-                <w:szCs w:val="22"/>
-                <w:color w:val="000000"/>
-              </w:rPr>
-            </w:pPr>
-            <w:r>
-              <w:rPr>
-                <w:rFonts w:ascii="Helvetica" w:hAnsi="Helvetica" w:eastAsia="Helvetica" w:cs="Helvetica"/>
-                <w:i w:val="false"/>
-                <w:b w:val="false"/>
-                <w:u w:val="none"/>
-                <w:sz w:val="22"/>
-                <w:szCs w:val="22"/>
-                <w:color w:val="000000"/>
-              </w:rPr>
-              <w:t xml:space="preserve">5.3, 26</w:t>
+              <w:t xml:space="preserve">15</w:t>
+            </w:r>
+          </w:p>
+        </w:tc>
+        <w:tc>
+          <w:tcPr>
+            <w:tcBorders>
+              <w:bottom w:val="none" w:sz="0" w:space="0" w:color="000000"/>
+              <w:top w:val="none" w:sz="0" w:space="0" w:color="000000"/>
+              <w:left w:val="none" w:sz="0" w:space="0" w:color="000000"/>
+              <w:right w:val="none" w:sz="0" w:space="0" w:color="000000"/>
+            </w:tcBorders>
+            <w:shd w:val="clear" w:color="auto" w:fill="FFFFFF"/>
+            <w:tcMar>
+              <w:top w:w="0" w:type="dxa"/>
+              <w:bottom w:w="0" w:type="dxa"/>
+              <w:left w:w="0" w:type="dxa"/>
+              <w:right w:w="0" w:type="dxa"/>
+            </w:tcMar>
+            <w:vAlign w:val="top"/>
+          </w:tcPr>
+          <w:p>
+            <w:pPr>
+              <w:pStyle w:val="Normal"/>
+              <w:jc w:val="center"/>
+              <w:pBdr>
+                <w:bottom w:val="none" w:sz="0" w:space="0" w:color="000000"/>
+                <w:top w:val="none" w:sz="0" w:space="0" w:color="000000"/>
+                <w:left w:val="none" w:sz="0" w:space="0" w:color="000000"/>
+                <w:right w:val="none" w:sz="0" w:space="0" w:color="000000"/>
+              </w:pBdr>
+              <w:spacing w:after="100" w:before="100" w:line="240"/>
+              <w:ind w:left="100" w:right="100" w:firstLine="0" w:firstLineChars="0"/>
+              <w:rPr>
+                <w:rFonts w:ascii="Helvetica" w:hAnsi="Helvetica" w:eastAsia="Helvetica" w:cs="Helvetica"/>
+                <w:i w:val="false"/>
+                <w:b w:val="false"/>
+                <w:u w:val="none"/>
+                <w:sz w:val="22"/>
+                <w:szCs w:val="22"/>
+                <w:color w:val="000000"/>
+              </w:rPr>
+            </w:pPr>
+            <w:r>
+              <w:rPr>
+                <w:rFonts w:ascii="Helvetica" w:hAnsi="Helvetica" w:eastAsia="Helvetica" w:cs="Helvetica"/>
+                <w:i w:val="false"/>
+                <w:b w:val="false"/>
+                <w:u w:val="none"/>
+                <w:sz w:val="22"/>
+                <w:szCs w:val="22"/>
+                <w:color w:val="000000"/>
+              </w:rPr>
+              <w:t xml:space="preserve">5.2, 26</w:t>
             </w:r>
           </w:p>
         </w:tc>
@@ -9771,113 +9771,113 @@
                 <w:szCs w:val="22"/>
                 <w:color w:val="000000"/>
               </w:rPr>
-              <w:t xml:space="preserve">15</w:t>
-            </w:r>
-          </w:p>
-        </w:tc>
-        <w:tc>
-          <w:tcPr>
-            <w:tcBorders>
-              <w:bottom w:val="none" w:sz="0" w:space="0" w:color="000000"/>
-              <w:top w:val="none" w:sz="0" w:space="0" w:color="000000"/>
-              <w:left w:val="none" w:sz="0" w:space="0" w:color="000000"/>
-              <w:right w:val="none" w:sz="0" w:space="0" w:color="000000"/>
-            </w:tcBorders>
-            <w:shd w:val="clear" w:color="auto" w:fill="FFFFFF"/>
-            <w:tcMar>
-              <w:top w:w="0" w:type="dxa"/>
-              <w:bottom w:w="0" w:type="dxa"/>
-              <w:left w:w="0" w:type="dxa"/>
-              <w:right w:w="0" w:type="dxa"/>
-            </w:tcMar>
-            <w:vAlign w:val="top"/>
-          </w:tcPr>
-          <w:p>
-            <w:pPr>
-              <w:pStyle w:val="Normal"/>
-              <w:jc w:val="center"/>
-              <w:pBdr>
-                <w:bottom w:val="none" w:sz="0" w:space="0" w:color="000000"/>
-                <w:top w:val="none" w:sz="0" w:space="0" w:color="000000"/>
-                <w:left w:val="none" w:sz="0" w:space="0" w:color="000000"/>
-                <w:right w:val="none" w:sz="0" w:space="0" w:color="000000"/>
-              </w:pBdr>
-              <w:spacing w:after="100" w:before="100" w:line="240"/>
-              <w:ind w:left="100" w:right="100" w:firstLine="0" w:firstLineChars="0"/>
-              <w:rPr>
-                <w:rFonts w:ascii="Helvetica" w:hAnsi="Helvetica" w:eastAsia="Helvetica" w:cs="Helvetica"/>
-                <w:i w:val="false"/>
-                <w:b w:val="false"/>
-                <w:u w:val="none"/>
-                <w:sz w:val="22"/>
-                <w:szCs w:val="22"/>
-                <w:color w:val="000000"/>
-              </w:rPr>
-            </w:pPr>
-            <w:r>
-              <w:rPr>
-                <w:rFonts w:ascii="Helvetica" w:hAnsi="Helvetica" w:eastAsia="Helvetica" w:cs="Helvetica"/>
-                <w:i w:val="false"/>
-                <w:b w:val="false"/>
-                <w:u w:val="none"/>
-                <w:sz w:val="22"/>
-                <w:szCs w:val="22"/>
-                <w:color w:val="000000"/>
-              </w:rPr>
-              <w:t xml:space="preserve">3.0, 27</w:t>
-            </w:r>
-          </w:p>
-        </w:tc>
-        <w:tc>
-          <w:tcPr>
-            <w:tcBorders>
-              <w:bottom w:val="none" w:sz="0" w:space="0" w:color="000000"/>
-              <w:top w:val="none" w:sz="0" w:space="0" w:color="000000"/>
-              <w:left w:val="none" w:sz="0" w:space="0" w:color="000000"/>
-              <w:right w:val="none" w:sz="0" w:space="0" w:color="000000"/>
-            </w:tcBorders>
-            <w:shd w:val="clear" w:color="auto" w:fill="FFFFFF"/>
-            <w:tcMar>
-              <w:top w:w="0" w:type="dxa"/>
-              <w:bottom w:w="0" w:type="dxa"/>
-              <w:left w:w="0" w:type="dxa"/>
-              <w:right w:w="0" w:type="dxa"/>
-            </w:tcMar>
-            <w:vAlign w:val="top"/>
-          </w:tcPr>
-          <w:p>
-            <w:pPr>
-              <w:pStyle w:val="Normal"/>
-              <w:jc w:val="center"/>
-              <w:pBdr>
-                <w:bottom w:val="none" w:sz="0" w:space="0" w:color="000000"/>
-                <w:top w:val="none" w:sz="0" w:space="0" w:color="000000"/>
-                <w:left w:val="none" w:sz="0" w:space="0" w:color="000000"/>
-                <w:right w:val="none" w:sz="0" w:space="0" w:color="000000"/>
-              </w:pBdr>
-              <w:spacing w:after="100" w:before="100" w:line="240"/>
-              <w:ind w:left="100" w:right="100" w:firstLine="0" w:firstLineChars="0"/>
-              <w:rPr>
-                <w:rFonts w:ascii="Helvetica" w:hAnsi="Helvetica" w:eastAsia="Helvetica" w:cs="Helvetica"/>
-                <w:i w:val="false"/>
-                <w:b w:val="false"/>
-                <w:u w:val="none"/>
-                <w:sz w:val="22"/>
-                <w:szCs w:val="22"/>
-                <w:color w:val="000000"/>
-              </w:rPr>
-            </w:pPr>
-            <w:r>
-              <w:rPr>
-                <w:rFonts w:ascii="Helvetica" w:hAnsi="Helvetica" w:eastAsia="Helvetica" w:cs="Helvetica"/>
-                <w:i w:val="false"/>
-                <w:b w:val="false"/>
-                <w:u w:val="none"/>
-                <w:sz w:val="22"/>
-                <w:szCs w:val="22"/>
-                <w:color w:val="000000"/>
-              </w:rPr>
-              <w:t xml:space="preserve">0.015</w:t>
+              <w:t xml:space="preserve">17</w:t>
+            </w:r>
+          </w:p>
+        </w:tc>
+        <w:tc>
+          <w:tcPr>
+            <w:tcBorders>
+              <w:bottom w:val="none" w:sz="0" w:space="0" w:color="000000"/>
+              <w:top w:val="none" w:sz="0" w:space="0" w:color="000000"/>
+              <w:left w:val="none" w:sz="0" w:space="0" w:color="000000"/>
+              <w:right w:val="none" w:sz="0" w:space="0" w:color="000000"/>
+            </w:tcBorders>
+            <w:shd w:val="clear" w:color="auto" w:fill="FFFFFF"/>
+            <w:tcMar>
+              <w:top w:w="0" w:type="dxa"/>
+              <w:bottom w:w="0" w:type="dxa"/>
+              <w:left w:w="0" w:type="dxa"/>
+              <w:right w:w="0" w:type="dxa"/>
+            </w:tcMar>
+            <w:vAlign w:val="top"/>
+          </w:tcPr>
+          <w:p>
+            <w:pPr>
+              <w:pStyle w:val="Normal"/>
+              <w:jc w:val="center"/>
+              <w:pBdr>
+                <w:bottom w:val="none" w:sz="0" w:space="0" w:color="000000"/>
+                <w:top w:val="none" w:sz="0" w:space="0" w:color="000000"/>
+                <w:left w:val="none" w:sz="0" w:space="0" w:color="000000"/>
+                <w:right w:val="none" w:sz="0" w:space="0" w:color="000000"/>
+              </w:pBdr>
+              <w:spacing w:after="100" w:before="100" w:line="240"/>
+              <w:ind w:left="100" w:right="100" w:firstLine="0" w:firstLineChars="0"/>
+              <w:rPr>
+                <w:rFonts w:ascii="Helvetica" w:hAnsi="Helvetica" w:eastAsia="Helvetica" w:cs="Helvetica"/>
+                <w:i w:val="false"/>
+                <w:b w:val="false"/>
+                <w:u w:val="none"/>
+                <w:sz w:val="22"/>
+                <w:szCs w:val="22"/>
+                <w:color w:val="000000"/>
+              </w:rPr>
+            </w:pPr>
+            <w:r>
+              <w:rPr>
+                <w:rFonts w:ascii="Helvetica" w:hAnsi="Helvetica" w:eastAsia="Helvetica" w:cs="Helvetica"/>
+                <w:i w:val="false"/>
+                <w:b w:val="false"/>
+                <w:u w:val="none"/>
+                <w:sz w:val="22"/>
+                <w:szCs w:val="22"/>
+                <w:color w:val="000000"/>
+              </w:rPr>
+              <w:t xml:space="preserve">5.1, 28</w:t>
+            </w:r>
+          </w:p>
+        </w:tc>
+        <w:tc>
+          <w:tcPr>
+            <w:tcBorders>
+              <w:bottom w:val="none" w:sz="0" w:space="0" w:color="000000"/>
+              <w:top w:val="none" w:sz="0" w:space="0" w:color="000000"/>
+              <w:left w:val="none" w:sz="0" w:space="0" w:color="000000"/>
+              <w:right w:val="none" w:sz="0" w:space="0" w:color="000000"/>
+            </w:tcBorders>
+            <w:shd w:val="clear" w:color="auto" w:fill="FFFFFF"/>
+            <w:tcMar>
+              <w:top w:w="0" w:type="dxa"/>
+              <w:bottom w:w="0" w:type="dxa"/>
+              <w:left w:w="0" w:type="dxa"/>
+              <w:right w:w="0" w:type="dxa"/>
+            </w:tcMar>
+            <w:vAlign w:val="top"/>
+          </w:tcPr>
+          <w:p>
+            <w:pPr>
+              <w:pStyle w:val="Normal"/>
+              <w:jc w:val="center"/>
+              <w:pBdr>
+                <w:bottom w:val="none" w:sz="0" w:space="0" w:color="000000"/>
+                <w:top w:val="none" w:sz="0" w:space="0" w:color="000000"/>
+                <w:left w:val="none" w:sz="0" w:space="0" w:color="000000"/>
+                <w:right w:val="none" w:sz="0" w:space="0" w:color="000000"/>
+              </w:pBdr>
+              <w:spacing w:after="100" w:before="100" w:line="240"/>
+              <w:ind w:left="100" w:right="100" w:firstLine="0" w:firstLineChars="0"/>
+              <w:rPr>
+                <w:rFonts w:ascii="Helvetica" w:hAnsi="Helvetica" w:eastAsia="Helvetica" w:cs="Helvetica"/>
+                <w:i w:val="false"/>
+                <w:b w:val="false"/>
+                <w:u w:val="none"/>
+                <w:sz w:val="22"/>
+                <w:szCs w:val="22"/>
+                <w:color w:val="000000"/>
+              </w:rPr>
+            </w:pPr>
+            <w:r>
+              <w:rPr>
+                <w:rFonts w:ascii="Helvetica" w:hAnsi="Helvetica" w:eastAsia="Helvetica" w:cs="Helvetica"/>
+                <w:i w:val="false"/>
+                <w:b w:val="false"/>
+                <w:u w:val="none"/>
+                <w:sz w:val="22"/>
+                <w:szCs w:val="22"/>
+                <w:color w:val="000000"/>
+              </w:rPr>
+              <w:t xml:space="preserve">0.005</w:t>
             </w:r>
           </w:p>
         </w:tc>
@@ -11273,7 +11273,7 @@
                 <w:szCs w:val="22"/>
                 <w:color w:val="000000"/>
               </w:rPr>
-              <w:t xml:space="preserve">-21, -6.7</w:t>
+              <w:t xml:space="preserve">-21, -6.5</w:t>
             </w:r>
           </w:p>
         </w:tc>
@@ -12669,113 +12669,113 @@
                 <w:szCs w:val="22"/>
                 <w:color w:val="000000"/>
               </w:rPr>
-              <w:t xml:space="preserve">-4.4</w:t>
-            </w:r>
-          </w:p>
-        </w:tc>
-        <w:tc>
-          <w:tcPr>
-            <w:tcBorders>
-              <w:bottom w:val="none" w:sz="0" w:space="0" w:color="000000"/>
-              <w:top w:val="none" w:sz="0" w:space="0" w:color="000000"/>
-              <w:left w:val="none" w:sz="0" w:space="0" w:color="000000"/>
-              <w:right w:val="none" w:sz="0" w:space="0" w:color="000000"/>
-            </w:tcBorders>
-            <w:shd w:val="clear" w:color="auto" w:fill="FFFFFF"/>
-            <w:tcMar>
-              <w:top w:w="0" w:type="dxa"/>
-              <w:bottom w:w="0" w:type="dxa"/>
-              <w:left w:w="0" w:type="dxa"/>
-              <w:right w:w="0" w:type="dxa"/>
-            </w:tcMar>
-            <w:vAlign w:val="top"/>
-          </w:tcPr>
-          <w:p>
-            <w:pPr>
-              <w:pStyle w:val="Normal"/>
-              <w:jc w:val="center"/>
-              <w:pBdr>
-                <w:bottom w:val="none" w:sz="0" w:space="0" w:color="000000"/>
-                <w:top w:val="none" w:sz="0" w:space="0" w:color="000000"/>
-                <w:left w:val="none" w:sz="0" w:space="0" w:color="000000"/>
-                <w:right w:val="none" w:sz="0" w:space="0" w:color="000000"/>
-              </w:pBdr>
-              <w:spacing w:after="100" w:before="100" w:line="240"/>
-              <w:ind w:left="100" w:right="100" w:firstLine="0" w:firstLineChars="0"/>
-              <w:rPr>
-                <w:rFonts w:ascii="Helvetica" w:hAnsi="Helvetica" w:eastAsia="Helvetica" w:cs="Helvetica"/>
-                <w:i w:val="false"/>
-                <w:b w:val="false"/>
-                <w:u w:val="none"/>
-                <w:sz w:val="22"/>
-                <w:szCs w:val="22"/>
-                <w:color w:val="000000"/>
-              </w:rPr>
-            </w:pPr>
-            <w:r>
-              <w:rPr>
-                <w:rFonts w:ascii="Helvetica" w:hAnsi="Helvetica" w:eastAsia="Helvetica" w:cs="Helvetica"/>
-                <w:i w:val="false"/>
-                <w:b w:val="false"/>
-                <w:u w:val="none"/>
-                <w:sz w:val="22"/>
-                <w:szCs w:val="22"/>
-                <w:color w:val="000000"/>
-              </w:rPr>
-              <w:t xml:space="preserve">-11, 1.9</w:t>
-            </w:r>
-          </w:p>
-        </w:tc>
-        <w:tc>
-          <w:tcPr>
-            <w:tcBorders>
-              <w:bottom w:val="none" w:sz="0" w:space="0" w:color="000000"/>
-              <w:top w:val="none" w:sz="0" w:space="0" w:color="000000"/>
-              <w:left w:val="none" w:sz="0" w:space="0" w:color="000000"/>
-              <w:right w:val="none" w:sz="0" w:space="0" w:color="000000"/>
-            </w:tcBorders>
-            <w:shd w:val="clear" w:color="auto" w:fill="FFFFFF"/>
-            <w:tcMar>
-              <w:top w:w="0" w:type="dxa"/>
-              <w:bottom w:w="0" w:type="dxa"/>
-              <w:left w:w="0" w:type="dxa"/>
-              <w:right w:w="0" w:type="dxa"/>
-            </w:tcMar>
-            <w:vAlign w:val="top"/>
-          </w:tcPr>
-          <w:p>
-            <w:pPr>
-              <w:pStyle w:val="Normal"/>
-              <w:jc w:val="center"/>
-              <w:pBdr>
-                <w:bottom w:val="none" w:sz="0" w:space="0" w:color="000000"/>
-                <w:top w:val="none" w:sz="0" w:space="0" w:color="000000"/>
-                <w:left w:val="none" w:sz="0" w:space="0" w:color="000000"/>
-                <w:right w:val="none" w:sz="0" w:space="0" w:color="000000"/>
-              </w:pBdr>
-              <w:spacing w:after="100" w:before="100" w:line="240"/>
-              <w:ind w:left="100" w:right="100" w:firstLine="0" w:firstLineChars="0"/>
-              <w:rPr>
-                <w:rFonts w:ascii="Helvetica" w:hAnsi="Helvetica" w:eastAsia="Helvetica" w:cs="Helvetica"/>
-                <w:i w:val="false"/>
-                <w:b w:val="false"/>
-                <w:u w:val="none"/>
-                <w:sz w:val="22"/>
-                <w:szCs w:val="22"/>
-                <w:color w:val="000000"/>
-              </w:rPr>
-            </w:pPr>
-            <w:r>
-              <w:rPr>
-                <w:rFonts w:ascii="Helvetica" w:hAnsi="Helvetica" w:eastAsia="Helvetica" w:cs="Helvetica"/>
-                <w:i w:val="false"/>
-                <w:b w:val="false"/>
-                <w:u w:val="none"/>
-                <w:sz w:val="22"/>
-                <w:szCs w:val="22"/>
-                <w:color w:val="000000"/>
-              </w:rPr>
-              <w:t xml:space="preserve">0.172</w:t>
+              <w:t xml:space="preserve">-4.3</w:t>
+            </w:r>
+          </w:p>
+        </w:tc>
+        <w:tc>
+          <w:tcPr>
+            <w:tcBorders>
+              <w:bottom w:val="none" w:sz="0" w:space="0" w:color="000000"/>
+              <w:top w:val="none" w:sz="0" w:space="0" w:color="000000"/>
+              <w:left w:val="none" w:sz="0" w:space="0" w:color="000000"/>
+              <w:right w:val="none" w:sz="0" w:space="0" w:color="000000"/>
+            </w:tcBorders>
+            <w:shd w:val="clear" w:color="auto" w:fill="FFFFFF"/>
+            <w:tcMar>
+              <w:top w:w="0" w:type="dxa"/>
+              <w:bottom w:w="0" w:type="dxa"/>
+              <w:left w:w="0" w:type="dxa"/>
+              <w:right w:w="0" w:type="dxa"/>
+            </w:tcMar>
+            <w:vAlign w:val="top"/>
+          </w:tcPr>
+          <w:p>
+            <w:pPr>
+              <w:pStyle w:val="Normal"/>
+              <w:jc w:val="center"/>
+              <w:pBdr>
+                <w:bottom w:val="none" w:sz="0" w:space="0" w:color="000000"/>
+                <w:top w:val="none" w:sz="0" w:space="0" w:color="000000"/>
+                <w:left w:val="none" w:sz="0" w:space="0" w:color="000000"/>
+                <w:right w:val="none" w:sz="0" w:space="0" w:color="000000"/>
+              </w:pBdr>
+              <w:spacing w:after="100" w:before="100" w:line="240"/>
+              <w:ind w:left="100" w:right="100" w:firstLine="0" w:firstLineChars="0"/>
+              <w:rPr>
+                <w:rFonts w:ascii="Helvetica" w:hAnsi="Helvetica" w:eastAsia="Helvetica" w:cs="Helvetica"/>
+                <w:i w:val="false"/>
+                <w:b w:val="false"/>
+                <w:u w:val="none"/>
+                <w:sz w:val="22"/>
+                <w:szCs w:val="22"/>
+                <w:color w:val="000000"/>
+              </w:rPr>
+            </w:pPr>
+            <w:r>
+              <w:rPr>
+                <w:rFonts w:ascii="Helvetica" w:hAnsi="Helvetica" w:eastAsia="Helvetica" w:cs="Helvetica"/>
+                <w:i w:val="false"/>
+                <w:b w:val="false"/>
+                <w:u w:val="none"/>
+                <w:sz w:val="22"/>
+                <w:szCs w:val="22"/>
+                <w:color w:val="000000"/>
+              </w:rPr>
+              <w:t xml:space="preserve">-10, 1.8</w:t>
+            </w:r>
+          </w:p>
+        </w:tc>
+        <w:tc>
+          <w:tcPr>
+            <w:tcBorders>
+              <w:bottom w:val="none" w:sz="0" w:space="0" w:color="000000"/>
+              <w:top w:val="none" w:sz="0" w:space="0" w:color="000000"/>
+              <w:left w:val="none" w:sz="0" w:space="0" w:color="000000"/>
+              <w:right w:val="none" w:sz="0" w:space="0" w:color="000000"/>
+            </w:tcBorders>
+            <w:shd w:val="clear" w:color="auto" w:fill="FFFFFF"/>
+            <w:tcMar>
+              <w:top w:w="0" w:type="dxa"/>
+              <w:bottom w:w="0" w:type="dxa"/>
+              <w:left w:w="0" w:type="dxa"/>
+              <w:right w:w="0" w:type="dxa"/>
+            </w:tcMar>
+            <w:vAlign w:val="top"/>
+          </w:tcPr>
+          <w:p>
+            <w:pPr>
+              <w:pStyle w:val="Normal"/>
+              <w:jc w:val="center"/>
+              <w:pBdr>
+                <w:bottom w:val="none" w:sz="0" w:space="0" w:color="000000"/>
+                <w:top w:val="none" w:sz="0" w:space="0" w:color="000000"/>
+                <w:left w:val="none" w:sz="0" w:space="0" w:color="000000"/>
+                <w:right w:val="none" w:sz="0" w:space="0" w:color="000000"/>
+              </w:pBdr>
+              <w:spacing w:after="100" w:before="100" w:line="240"/>
+              <w:ind w:left="100" w:right="100" w:firstLine="0" w:firstLineChars="0"/>
+              <w:rPr>
+                <w:rFonts w:ascii="Helvetica" w:hAnsi="Helvetica" w:eastAsia="Helvetica" w:cs="Helvetica"/>
+                <w:i w:val="false"/>
+                <w:b w:val="false"/>
+                <w:u w:val="none"/>
+                <w:sz w:val="22"/>
+                <w:szCs w:val="22"/>
+                <w:color w:val="000000"/>
+              </w:rPr>
+            </w:pPr>
+            <w:r>
+              <w:rPr>
+                <w:rFonts w:ascii="Helvetica" w:hAnsi="Helvetica" w:eastAsia="Helvetica" w:cs="Helvetica"/>
+                <w:i w:val="false"/>
+                <w:b w:val="false"/>
+                <w:u w:val="none"/>
+                <w:sz w:val="22"/>
+                <w:szCs w:val="22"/>
+                <w:color w:val="000000"/>
+              </w:rPr>
+              <w:t xml:space="preserve">0.163</w:t>
             </w:r>
           </w:p>
         </w:tc>
@@ -13152,7 +13152,7 @@
                 <w:szCs w:val="22"/>
                 <w:color w:val="000000"/>
               </w:rPr>
-              <w:t xml:space="preserve">-4.5</w:t>
+              <w:t xml:space="preserve">-4.3</w:t>
             </w:r>
           </w:p>
         </w:tc>
@@ -13258,7 +13258,7 @@
                 <w:szCs w:val="22"/>
                 <w:color w:val="000000"/>
               </w:rPr>
-              <w:t xml:space="preserve">0.260</w:t>
+              <w:t xml:space="preserve">0.267</w:t>
             </w:r>
           </w:p>
         </w:tc>
@@ -13635,113 +13635,113 @@
                 <w:szCs w:val="22"/>
                 <w:color w:val="000000"/>
               </w:rPr>
-              <w:t xml:space="preserve">-4.8</w:t>
-            </w:r>
-          </w:p>
-        </w:tc>
-        <w:tc>
-          <w:tcPr>
-            <w:tcBorders>
-              <w:bottom w:val="none" w:sz="0" w:space="0" w:color="000000"/>
-              <w:top w:val="none" w:sz="0" w:space="0" w:color="000000"/>
-              <w:left w:val="none" w:sz="0" w:space="0" w:color="000000"/>
-              <w:right w:val="none" w:sz="0" w:space="0" w:color="000000"/>
-            </w:tcBorders>
-            <w:shd w:val="clear" w:color="auto" w:fill="FFFFFF"/>
-            <w:tcMar>
-              <w:top w:w="0" w:type="dxa"/>
-              <w:bottom w:w="0" w:type="dxa"/>
-              <w:left w:w="0" w:type="dxa"/>
-              <w:right w:w="0" w:type="dxa"/>
-            </w:tcMar>
-            <w:vAlign w:val="top"/>
-          </w:tcPr>
-          <w:p>
-            <w:pPr>
-              <w:pStyle w:val="Normal"/>
-              <w:jc w:val="center"/>
-              <w:pBdr>
-                <w:bottom w:val="none" w:sz="0" w:space="0" w:color="000000"/>
-                <w:top w:val="none" w:sz="0" w:space="0" w:color="000000"/>
-                <w:left w:val="none" w:sz="0" w:space="0" w:color="000000"/>
-                <w:right w:val="none" w:sz="0" w:space="0" w:color="000000"/>
-              </w:pBdr>
-              <w:spacing w:after="100" w:before="100" w:line="240"/>
-              <w:ind w:left="100" w:right="100" w:firstLine="0" w:firstLineChars="0"/>
-              <w:rPr>
-                <w:rFonts w:ascii="Helvetica" w:hAnsi="Helvetica" w:eastAsia="Helvetica" w:cs="Helvetica"/>
-                <w:i w:val="false"/>
-                <w:b w:val="false"/>
-                <w:u w:val="none"/>
-                <w:sz w:val="22"/>
-                <w:szCs w:val="22"/>
-                <w:color w:val="000000"/>
-              </w:rPr>
-            </w:pPr>
-            <w:r>
-              <w:rPr>
-                <w:rFonts w:ascii="Helvetica" w:hAnsi="Helvetica" w:eastAsia="Helvetica" w:cs="Helvetica"/>
-                <w:i w:val="false"/>
-                <w:b w:val="false"/>
-                <w:u w:val="none"/>
-                <w:sz w:val="22"/>
-                <w:szCs w:val="22"/>
-                <w:color w:val="000000"/>
-              </w:rPr>
-              <w:t xml:space="preserve">-14, 4.2</w:t>
-            </w:r>
-          </w:p>
-        </w:tc>
-        <w:tc>
-          <w:tcPr>
-            <w:tcBorders>
-              <w:bottom w:val="none" w:sz="0" w:space="0" w:color="000000"/>
-              <w:top w:val="none" w:sz="0" w:space="0" w:color="000000"/>
-              <w:left w:val="none" w:sz="0" w:space="0" w:color="000000"/>
-              <w:right w:val="none" w:sz="0" w:space="0" w:color="000000"/>
-            </w:tcBorders>
-            <w:shd w:val="clear" w:color="auto" w:fill="FFFFFF"/>
-            <w:tcMar>
-              <w:top w:w="0" w:type="dxa"/>
-              <w:bottom w:w="0" w:type="dxa"/>
-              <w:left w:w="0" w:type="dxa"/>
-              <w:right w:w="0" w:type="dxa"/>
-            </w:tcMar>
-            <w:vAlign w:val="top"/>
-          </w:tcPr>
-          <w:p>
-            <w:pPr>
-              <w:pStyle w:val="Normal"/>
-              <w:jc w:val="center"/>
-              <w:pBdr>
-                <w:bottom w:val="none" w:sz="0" w:space="0" w:color="000000"/>
-                <w:top w:val="none" w:sz="0" w:space="0" w:color="000000"/>
-                <w:left w:val="none" w:sz="0" w:space="0" w:color="000000"/>
-                <w:right w:val="none" w:sz="0" w:space="0" w:color="000000"/>
-              </w:pBdr>
-              <w:spacing w:after="100" w:before="100" w:line="240"/>
-              <w:ind w:left="100" w:right="100" w:firstLine="0" w:firstLineChars="0"/>
-              <w:rPr>
-                <w:rFonts w:ascii="Helvetica" w:hAnsi="Helvetica" w:eastAsia="Helvetica" w:cs="Helvetica"/>
-                <w:i w:val="false"/>
-                <w:b w:val="false"/>
-                <w:u w:val="none"/>
-                <w:sz w:val="22"/>
-                <w:szCs w:val="22"/>
-                <w:color w:val="000000"/>
-              </w:rPr>
-            </w:pPr>
-            <w:r>
-              <w:rPr>
-                <w:rFonts w:ascii="Helvetica" w:hAnsi="Helvetica" w:eastAsia="Helvetica" w:cs="Helvetica"/>
-                <w:i w:val="false"/>
-                <w:b w:val="false"/>
-                <w:u w:val="none"/>
-                <w:sz w:val="22"/>
-                <w:szCs w:val="22"/>
-                <w:color w:val="000000"/>
-              </w:rPr>
-              <w:t xml:space="preserve">0.295</w:t>
+              <w:t xml:space="preserve">-4.3</w:t>
+            </w:r>
+          </w:p>
+        </w:tc>
+        <w:tc>
+          <w:tcPr>
+            <w:tcBorders>
+              <w:bottom w:val="none" w:sz="0" w:space="0" w:color="000000"/>
+              <w:top w:val="none" w:sz="0" w:space="0" w:color="000000"/>
+              <w:left w:val="none" w:sz="0" w:space="0" w:color="000000"/>
+              <w:right w:val="none" w:sz="0" w:space="0" w:color="000000"/>
+            </w:tcBorders>
+            <w:shd w:val="clear" w:color="auto" w:fill="FFFFFF"/>
+            <w:tcMar>
+              <w:top w:w="0" w:type="dxa"/>
+              <w:bottom w:w="0" w:type="dxa"/>
+              <w:left w:w="0" w:type="dxa"/>
+              <w:right w:w="0" w:type="dxa"/>
+            </w:tcMar>
+            <w:vAlign w:val="top"/>
+          </w:tcPr>
+          <w:p>
+            <w:pPr>
+              <w:pStyle w:val="Normal"/>
+              <w:jc w:val="center"/>
+              <w:pBdr>
+                <w:bottom w:val="none" w:sz="0" w:space="0" w:color="000000"/>
+                <w:top w:val="none" w:sz="0" w:space="0" w:color="000000"/>
+                <w:left w:val="none" w:sz="0" w:space="0" w:color="000000"/>
+                <w:right w:val="none" w:sz="0" w:space="0" w:color="000000"/>
+              </w:pBdr>
+              <w:spacing w:after="100" w:before="100" w:line="240"/>
+              <w:ind w:left="100" w:right="100" w:firstLine="0" w:firstLineChars="0"/>
+              <w:rPr>
+                <w:rFonts w:ascii="Helvetica" w:hAnsi="Helvetica" w:eastAsia="Helvetica" w:cs="Helvetica"/>
+                <w:i w:val="false"/>
+                <w:b w:val="false"/>
+                <w:u w:val="none"/>
+                <w:sz w:val="22"/>
+                <w:szCs w:val="22"/>
+                <w:color w:val="000000"/>
+              </w:rPr>
+            </w:pPr>
+            <w:r>
+              <w:rPr>
+                <w:rFonts w:ascii="Helvetica" w:hAnsi="Helvetica" w:eastAsia="Helvetica" w:cs="Helvetica"/>
+                <w:i w:val="false"/>
+                <w:b w:val="false"/>
+                <w:u w:val="none"/>
+                <w:sz w:val="22"/>
+                <w:szCs w:val="22"/>
+                <w:color w:val="000000"/>
+              </w:rPr>
+              <w:t xml:space="preserve">-13, 4.5</w:t>
+            </w:r>
+          </w:p>
+        </w:tc>
+        <w:tc>
+          <w:tcPr>
+            <w:tcBorders>
+              <w:bottom w:val="none" w:sz="0" w:space="0" w:color="000000"/>
+              <w:top w:val="none" w:sz="0" w:space="0" w:color="000000"/>
+              <w:left w:val="none" w:sz="0" w:space="0" w:color="000000"/>
+              <w:right w:val="none" w:sz="0" w:space="0" w:color="000000"/>
+            </w:tcBorders>
+            <w:shd w:val="clear" w:color="auto" w:fill="FFFFFF"/>
+            <w:tcMar>
+              <w:top w:w="0" w:type="dxa"/>
+              <w:bottom w:w="0" w:type="dxa"/>
+              <w:left w:w="0" w:type="dxa"/>
+              <w:right w:w="0" w:type="dxa"/>
+            </w:tcMar>
+            <w:vAlign w:val="top"/>
+          </w:tcPr>
+          <w:p>
+            <w:pPr>
+              <w:pStyle w:val="Normal"/>
+              <w:jc w:val="center"/>
+              <w:pBdr>
+                <w:bottom w:val="none" w:sz="0" w:space="0" w:color="000000"/>
+                <w:top w:val="none" w:sz="0" w:space="0" w:color="000000"/>
+                <w:left w:val="none" w:sz="0" w:space="0" w:color="000000"/>
+                <w:right w:val="none" w:sz="0" w:space="0" w:color="000000"/>
+              </w:pBdr>
+              <w:spacing w:after="100" w:before="100" w:line="240"/>
+              <w:ind w:left="100" w:right="100" w:firstLine="0" w:firstLineChars="0"/>
+              <w:rPr>
+                <w:rFonts w:ascii="Helvetica" w:hAnsi="Helvetica" w:eastAsia="Helvetica" w:cs="Helvetica"/>
+                <w:i w:val="false"/>
+                <w:b w:val="false"/>
+                <w:u w:val="none"/>
+                <w:sz w:val="22"/>
+                <w:szCs w:val="22"/>
+                <w:color w:val="000000"/>
+              </w:rPr>
+            </w:pPr>
+            <w:r>
+              <w:rPr>
+                <w:rFonts w:ascii="Helvetica" w:hAnsi="Helvetica" w:eastAsia="Helvetica" w:cs="Helvetica"/>
+                <w:i w:val="false"/>
+                <w:b w:val="false"/>
+                <w:u w:val="none"/>
+                <w:sz w:val="22"/>
+                <w:szCs w:val="22"/>
+                <w:color w:val="000000"/>
+              </w:rPr>
+              <w:t xml:space="preserve">0.340</w:t>
             </w:r>
           </w:p>
         </w:tc>
@@ -14118,113 +14118,113 @@
                 <w:szCs w:val="22"/>
                 <w:color w:val="000000"/>
               </w:rPr>
-              <w:t xml:space="preserve">-10</w:t>
-            </w:r>
-          </w:p>
-        </w:tc>
-        <w:tc>
-          <w:tcPr>
-            <w:tcBorders>
-              <w:bottom w:val="none" w:sz="0" w:space="0" w:color="000000"/>
-              <w:top w:val="none" w:sz="0" w:space="0" w:color="000000"/>
-              <w:left w:val="none" w:sz="0" w:space="0" w:color="000000"/>
-              <w:right w:val="none" w:sz="0" w:space="0" w:color="000000"/>
-            </w:tcBorders>
-            <w:shd w:val="clear" w:color="auto" w:fill="FFFFFF"/>
-            <w:tcMar>
-              <w:top w:w="0" w:type="dxa"/>
-              <w:bottom w:w="0" w:type="dxa"/>
-              <w:left w:w="0" w:type="dxa"/>
-              <w:right w:w="0" w:type="dxa"/>
-            </w:tcMar>
-            <w:vAlign w:val="top"/>
-          </w:tcPr>
-          <w:p>
-            <w:pPr>
-              <w:pStyle w:val="Normal"/>
-              <w:jc w:val="center"/>
-              <w:pBdr>
-                <w:bottom w:val="none" w:sz="0" w:space="0" w:color="000000"/>
-                <w:top w:val="none" w:sz="0" w:space="0" w:color="000000"/>
-                <w:left w:val="none" w:sz="0" w:space="0" w:color="000000"/>
-                <w:right w:val="none" w:sz="0" w:space="0" w:color="000000"/>
-              </w:pBdr>
-              <w:spacing w:after="100" w:before="100" w:line="240"/>
-              <w:ind w:left="100" w:right="100" w:firstLine="0" w:firstLineChars="0"/>
-              <w:rPr>
-                <w:rFonts w:ascii="Helvetica" w:hAnsi="Helvetica" w:eastAsia="Helvetica" w:cs="Helvetica"/>
-                <w:i w:val="false"/>
-                <w:b w:val="false"/>
-                <w:u w:val="none"/>
-                <w:sz w:val="22"/>
-                <w:szCs w:val="22"/>
-                <w:color w:val="000000"/>
-              </w:rPr>
-            </w:pPr>
-            <w:r>
-              <w:rPr>
-                <w:rFonts w:ascii="Helvetica" w:hAnsi="Helvetica" w:eastAsia="Helvetica" w:cs="Helvetica"/>
-                <w:i w:val="false"/>
-                <w:b w:val="false"/>
-                <w:u w:val="none"/>
-                <w:sz w:val="22"/>
-                <w:szCs w:val="22"/>
-                <w:color w:val="000000"/>
-              </w:rPr>
-              <w:t xml:space="preserve">-19, -0.69</w:t>
-            </w:r>
-          </w:p>
-        </w:tc>
-        <w:tc>
-          <w:tcPr>
-            <w:tcBorders>
-              <w:bottom w:val="none" w:sz="0" w:space="0" w:color="000000"/>
-              <w:top w:val="none" w:sz="0" w:space="0" w:color="000000"/>
-              <w:left w:val="none" w:sz="0" w:space="0" w:color="000000"/>
-              <w:right w:val="none" w:sz="0" w:space="0" w:color="000000"/>
-            </w:tcBorders>
-            <w:shd w:val="clear" w:color="auto" w:fill="FFFFFF"/>
-            <w:tcMar>
-              <w:top w:w="0" w:type="dxa"/>
-              <w:bottom w:w="0" w:type="dxa"/>
-              <w:left w:w="0" w:type="dxa"/>
-              <w:right w:w="0" w:type="dxa"/>
-            </w:tcMar>
-            <w:vAlign w:val="top"/>
-          </w:tcPr>
-          <w:p>
-            <w:pPr>
-              <w:pStyle w:val="Normal"/>
-              <w:jc w:val="center"/>
-              <w:pBdr>
-                <w:bottom w:val="none" w:sz="0" w:space="0" w:color="000000"/>
-                <w:top w:val="none" w:sz="0" w:space="0" w:color="000000"/>
-                <w:left w:val="none" w:sz="0" w:space="0" w:color="000000"/>
-                <w:right w:val="none" w:sz="0" w:space="0" w:color="000000"/>
-              </w:pBdr>
-              <w:spacing w:after="100" w:before="100" w:line="240"/>
-              <w:ind w:left="100" w:right="100" w:firstLine="0" w:firstLineChars="0"/>
-              <w:rPr>
-                <w:rFonts w:ascii="Helvetica" w:hAnsi="Helvetica" w:eastAsia="Helvetica" w:cs="Helvetica"/>
-                <w:i w:val="false"/>
-                <w:b w:val="false"/>
-                <w:u w:val="none"/>
-                <w:sz w:val="22"/>
-                <w:szCs w:val="22"/>
-                <w:color w:val="000000"/>
-              </w:rPr>
-            </w:pPr>
-            <w:r>
-              <w:rPr>
-                <w:rFonts w:ascii="Helvetica" w:hAnsi="Helvetica" w:eastAsia="Helvetica" w:cs="Helvetica"/>
-                <w:i w:val="false"/>
-                <w:b w:val="false"/>
-                <w:u w:val="none"/>
-                <w:sz w:val="22"/>
-                <w:szCs w:val="22"/>
-                <w:color w:val="000000"/>
-              </w:rPr>
-              <w:t xml:space="preserve">0.035</w:t>
+              <w:t xml:space="preserve">-11</w:t>
+            </w:r>
+          </w:p>
+        </w:tc>
+        <w:tc>
+          <w:tcPr>
+            <w:tcBorders>
+              <w:bottom w:val="none" w:sz="0" w:space="0" w:color="000000"/>
+              <w:top w:val="none" w:sz="0" w:space="0" w:color="000000"/>
+              <w:left w:val="none" w:sz="0" w:space="0" w:color="000000"/>
+              <w:right w:val="none" w:sz="0" w:space="0" w:color="000000"/>
+            </w:tcBorders>
+            <w:shd w:val="clear" w:color="auto" w:fill="FFFFFF"/>
+            <w:tcMar>
+              <w:top w:w="0" w:type="dxa"/>
+              <w:bottom w:w="0" w:type="dxa"/>
+              <w:left w:w="0" w:type="dxa"/>
+              <w:right w:w="0" w:type="dxa"/>
+            </w:tcMar>
+            <w:vAlign w:val="top"/>
+          </w:tcPr>
+          <w:p>
+            <w:pPr>
+              <w:pStyle w:val="Normal"/>
+              <w:jc w:val="center"/>
+              <w:pBdr>
+                <w:bottom w:val="none" w:sz="0" w:space="0" w:color="000000"/>
+                <w:top w:val="none" w:sz="0" w:space="0" w:color="000000"/>
+                <w:left w:val="none" w:sz="0" w:space="0" w:color="000000"/>
+                <w:right w:val="none" w:sz="0" w:space="0" w:color="000000"/>
+              </w:pBdr>
+              <w:spacing w:after="100" w:before="100" w:line="240"/>
+              <w:ind w:left="100" w:right="100" w:firstLine="0" w:firstLineChars="0"/>
+              <w:rPr>
+                <w:rFonts w:ascii="Helvetica" w:hAnsi="Helvetica" w:eastAsia="Helvetica" w:cs="Helvetica"/>
+                <w:i w:val="false"/>
+                <w:b w:val="false"/>
+                <w:u w:val="none"/>
+                <w:sz w:val="22"/>
+                <w:szCs w:val="22"/>
+                <w:color w:val="000000"/>
+              </w:rPr>
+            </w:pPr>
+            <w:r>
+              <w:rPr>
+                <w:rFonts w:ascii="Helvetica" w:hAnsi="Helvetica" w:eastAsia="Helvetica" w:cs="Helvetica"/>
+                <w:i w:val="false"/>
+                <w:b w:val="false"/>
+                <w:u w:val="none"/>
+                <w:sz w:val="22"/>
+                <w:szCs w:val="22"/>
+                <w:color w:val="000000"/>
+              </w:rPr>
+              <w:t xml:space="preserve">-20, -1.6</w:t>
+            </w:r>
+          </w:p>
+        </w:tc>
+        <w:tc>
+          <w:tcPr>
+            <w:tcBorders>
+              <w:bottom w:val="none" w:sz="0" w:space="0" w:color="000000"/>
+              <w:top w:val="none" w:sz="0" w:space="0" w:color="000000"/>
+              <w:left w:val="none" w:sz="0" w:space="0" w:color="000000"/>
+              <w:right w:val="none" w:sz="0" w:space="0" w:color="000000"/>
+            </w:tcBorders>
+            <w:shd w:val="clear" w:color="auto" w:fill="FFFFFF"/>
+            <w:tcMar>
+              <w:top w:w="0" w:type="dxa"/>
+              <w:bottom w:w="0" w:type="dxa"/>
+              <w:left w:w="0" w:type="dxa"/>
+              <w:right w:w="0" w:type="dxa"/>
+            </w:tcMar>
+            <w:vAlign w:val="top"/>
+          </w:tcPr>
+          <w:p>
+            <w:pPr>
+              <w:pStyle w:val="Normal"/>
+              <w:jc w:val="center"/>
+              <w:pBdr>
+                <w:bottom w:val="none" w:sz="0" w:space="0" w:color="000000"/>
+                <w:top w:val="none" w:sz="0" w:space="0" w:color="000000"/>
+                <w:left w:val="none" w:sz="0" w:space="0" w:color="000000"/>
+                <w:right w:val="none" w:sz="0" w:space="0" w:color="000000"/>
+              </w:pBdr>
+              <w:spacing w:after="100" w:before="100" w:line="240"/>
+              <w:ind w:left="100" w:right="100" w:firstLine="0" w:firstLineChars="0"/>
+              <w:rPr>
+                <w:rFonts w:ascii="Helvetica" w:hAnsi="Helvetica" w:eastAsia="Helvetica" w:cs="Helvetica"/>
+                <w:i w:val="false"/>
+                <w:b w:val="false"/>
+                <w:u w:val="none"/>
+                <w:sz w:val="22"/>
+                <w:szCs w:val="22"/>
+                <w:color w:val="000000"/>
+              </w:rPr>
+            </w:pPr>
+            <w:r>
+              <w:rPr>
+                <w:rFonts w:ascii="Helvetica" w:hAnsi="Helvetica" w:eastAsia="Helvetica" w:cs="Helvetica"/>
+                <w:i w:val="false"/>
+                <w:b w:val="false"/>
+                <w:u w:val="none"/>
+                <w:sz w:val="22"/>
+                <w:szCs w:val="22"/>
+                <w:color w:val="000000"/>
+              </w:rPr>
+              <w:t xml:space="preserve">0.021</w:t>
             </w:r>
           </w:p>
         </w:tc>
@@ -14601,113 +14601,113 @@
                 <w:szCs w:val="22"/>
                 <w:color w:val="000000"/>
               </w:rPr>
-              <w:t xml:space="preserve">6.9</w:t>
-            </w:r>
-          </w:p>
-        </w:tc>
-        <w:tc>
-          <w:tcPr>
-            <w:tcBorders>
-              <w:bottom w:val="none" w:sz="0" w:space="0" w:color="000000"/>
-              <w:top w:val="none" w:sz="0" w:space="0" w:color="000000"/>
-              <w:left w:val="none" w:sz="0" w:space="0" w:color="000000"/>
-              <w:right w:val="none" w:sz="0" w:space="0" w:color="000000"/>
-            </w:tcBorders>
-            <w:shd w:val="clear" w:color="auto" w:fill="FFFFFF"/>
-            <w:tcMar>
-              <w:top w:w="0" w:type="dxa"/>
-              <w:bottom w:w="0" w:type="dxa"/>
-              <w:left w:w="0" w:type="dxa"/>
-              <w:right w:w="0" w:type="dxa"/>
-            </w:tcMar>
-            <w:vAlign w:val="top"/>
-          </w:tcPr>
-          <w:p>
-            <w:pPr>
-              <w:pStyle w:val="Normal"/>
-              <w:jc w:val="center"/>
-              <w:pBdr>
-                <w:bottom w:val="none" w:sz="0" w:space="0" w:color="000000"/>
-                <w:top w:val="none" w:sz="0" w:space="0" w:color="000000"/>
-                <w:left w:val="none" w:sz="0" w:space="0" w:color="000000"/>
-                <w:right w:val="none" w:sz="0" w:space="0" w:color="000000"/>
-              </w:pBdr>
-              <w:spacing w:after="100" w:before="100" w:line="240"/>
-              <w:ind w:left="100" w:right="100" w:firstLine="0" w:firstLineChars="0"/>
-              <w:rPr>
-                <w:rFonts w:ascii="Helvetica" w:hAnsi="Helvetica" w:eastAsia="Helvetica" w:cs="Helvetica"/>
-                <w:i w:val="false"/>
-                <w:b w:val="false"/>
-                <w:u w:val="none"/>
-                <w:sz w:val="22"/>
-                <w:szCs w:val="22"/>
-                <w:color w:val="000000"/>
-              </w:rPr>
-            </w:pPr>
-            <w:r>
-              <w:rPr>
-                <w:rFonts w:ascii="Helvetica" w:hAnsi="Helvetica" w:eastAsia="Helvetica" w:cs="Helvetica"/>
-                <w:i w:val="false"/>
-                <w:b w:val="false"/>
-                <w:u w:val="none"/>
-                <w:sz w:val="22"/>
-                <w:szCs w:val="22"/>
-                <w:color w:val="000000"/>
-              </w:rPr>
-              <w:t xml:space="preserve">0.07, 14</w:t>
-            </w:r>
-          </w:p>
-        </w:tc>
-        <w:tc>
-          <w:tcPr>
-            <w:tcBorders>
-              <w:bottom w:val="none" w:sz="0" w:space="0" w:color="000000"/>
-              <w:top w:val="none" w:sz="0" w:space="0" w:color="000000"/>
-              <w:left w:val="none" w:sz="0" w:space="0" w:color="000000"/>
-              <w:right w:val="none" w:sz="0" w:space="0" w:color="000000"/>
-            </w:tcBorders>
-            <w:shd w:val="clear" w:color="auto" w:fill="FFFFFF"/>
-            <w:tcMar>
-              <w:top w:w="0" w:type="dxa"/>
-              <w:bottom w:w="0" w:type="dxa"/>
-              <w:left w:w="0" w:type="dxa"/>
-              <w:right w:w="0" w:type="dxa"/>
-            </w:tcMar>
-            <w:vAlign w:val="top"/>
-          </w:tcPr>
-          <w:p>
-            <w:pPr>
-              <w:pStyle w:val="Normal"/>
-              <w:jc w:val="center"/>
-              <w:pBdr>
-                <w:bottom w:val="none" w:sz="0" w:space="0" w:color="000000"/>
-                <w:top w:val="none" w:sz="0" w:space="0" w:color="000000"/>
-                <w:left w:val="none" w:sz="0" w:space="0" w:color="000000"/>
-                <w:right w:val="none" w:sz="0" w:space="0" w:color="000000"/>
-              </w:pBdr>
-              <w:spacing w:after="100" w:before="100" w:line="240"/>
-              <w:ind w:left="100" w:right="100" w:firstLine="0" w:firstLineChars="0"/>
-              <w:rPr>
-                <w:rFonts w:ascii="Helvetica" w:hAnsi="Helvetica" w:eastAsia="Helvetica" w:cs="Helvetica"/>
-                <w:i w:val="false"/>
-                <w:b w:val="false"/>
-                <w:u w:val="none"/>
-                <w:sz w:val="22"/>
-                <w:szCs w:val="22"/>
-                <w:color w:val="000000"/>
-              </w:rPr>
-            </w:pPr>
-            <w:r>
-              <w:rPr>
-                <w:rFonts w:ascii="Helvetica" w:hAnsi="Helvetica" w:eastAsia="Helvetica" w:cs="Helvetica"/>
-                <w:i w:val="false"/>
-                <w:b w:val="false"/>
-                <w:u w:val="none"/>
-                <w:sz w:val="22"/>
-                <w:szCs w:val="22"/>
-                <w:color w:val="000000"/>
-              </w:rPr>
-              <w:t xml:space="preserve">0.048</w:t>
+              <w:t xml:space="preserve">7.1</w:t>
+            </w:r>
+          </w:p>
+        </w:tc>
+        <w:tc>
+          <w:tcPr>
+            <w:tcBorders>
+              <w:bottom w:val="none" w:sz="0" w:space="0" w:color="000000"/>
+              <w:top w:val="none" w:sz="0" w:space="0" w:color="000000"/>
+              <w:left w:val="none" w:sz="0" w:space="0" w:color="000000"/>
+              <w:right w:val="none" w:sz="0" w:space="0" w:color="000000"/>
+            </w:tcBorders>
+            <w:shd w:val="clear" w:color="auto" w:fill="FFFFFF"/>
+            <w:tcMar>
+              <w:top w:w="0" w:type="dxa"/>
+              <w:bottom w:w="0" w:type="dxa"/>
+              <w:left w:w="0" w:type="dxa"/>
+              <w:right w:w="0" w:type="dxa"/>
+            </w:tcMar>
+            <w:vAlign w:val="top"/>
+          </w:tcPr>
+          <w:p>
+            <w:pPr>
+              <w:pStyle w:val="Normal"/>
+              <w:jc w:val="center"/>
+              <w:pBdr>
+                <w:bottom w:val="none" w:sz="0" w:space="0" w:color="000000"/>
+                <w:top w:val="none" w:sz="0" w:space="0" w:color="000000"/>
+                <w:left w:val="none" w:sz="0" w:space="0" w:color="000000"/>
+                <w:right w:val="none" w:sz="0" w:space="0" w:color="000000"/>
+              </w:pBdr>
+              <w:spacing w:after="100" w:before="100" w:line="240"/>
+              <w:ind w:left="100" w:right="100" w:firstLine="0" w:firstLineChars="0"/>
+              <w:rPr>
+                <w:rFonts w:ascii="Helvetica" w:hAnsi="Helvetica" w:eastAsia="Helvetica" w:cs="Helvetica"/>
+                <w:i w:val="false"/>
+                <w:b w:val="false"/>
+                <w:u w:val="none"/>
+                <w:sz w:val="22"/>
+                <w:szCs w:val="22"/>
+                <w:color w:val="000000"/>
+              </w:rPr>
+            </w:pPr>
+            <w:r>
+              <w:rPr>
+                <w:rFonts w:ascii="Helvetica" w:hAnsi="Helvetica" w:eastAsia="Helvetica" w:cs="Helvetica"/>
+                <w:i w:val="false"/>
+                <w:b w:val="false"/>
+                <w:u w:val="none"/>
+                <w:sz w:val="22"/>
+                <w:szCs w:val="22"/>
+                <w:color w:val="000000"/>
+              </w:rPr>
+              <w:t xml:space="preserve">0.48, 14</w:t>
+            </w:r>
+          </w:p>
+        </w:tc>
+        <w:tc>
+          <w:tcPr>
+            <w:tcBorders>
+              <w:bottom w:val="none" w:sz="0" w:space="0" w:color="000000"/>
+              <w:top w:val="none" w:sz="0" w:space="0" w:color="000000"/>
+              <w:left w:val="none" w:sz="0" w:space="0" w:color="000000"/>
+              <w:right w:val="none" w:sz="0" w:space="0" w:color="000000"/>
+            </w:tcBorders>
+            <w:shd w:val="clear" w:color="auto" w:fill="FFFFFF"/>
+            <w:tcMar>
+              <w:top w:w="0" w:type="dxa"/>
+              <w:bottom w:w="0" w:type="dxa"/>
+              <w:left w:w="0" w:type="dxa"/>
+              <w:right w:w="0" w:type="dxa"/>
+            </w:tcMar>
+            <w:vAlign w:val="top"/>
+          </w:tcPr>
+          <w:p>
+            <w:pPr>
+              <w:pStyle w:val="Normal"/>
+              <w:jc w:val="center"/>
+              <w:pBdr>
+                <w:bottom w:val="none" w:sz="0" w:space="0" w:color="000000"/>
+                <w:top w:val="none" w:sz="0" w:space="0" w:color="000000"/>
+                <w:left w:val="none" w:sz="0" w:space="0" w:color="000000"/>
+                <w:right w:val="none" w:sz="0" w:space="0" w:color="000000"/>
+              </w:pBdr>
+              <w:spacing w:after="100" w:before="100" w:line="240"/>
+              <w:ind w:left="100" w:right="100" w:firstLine="0" w:firstLineChars="0"/>
+              <w:rPr>
+                <w:rFonts w:ascii="Helvetica" w:hAnsi="Helvetica" w:eastAsia="Helvetica" w:cs="Helvetica"/>
+                <w:i w:val="false"/>
+                <w:b w:val="false"/>
+                <w:u w:val="none"/>
+                <w:sz w:val="22"/>
+                <w:szCs w:val="22"/>
+                <w:color w:val="000000"/>
+              </w:rPr>
+            </w:pPr>
+            <w:r>
+              <w:rPr>
+                <w:rFonts w:ascii="Helvetica" w:hAnsi="Helvetica" w:eastAsia="Helvetica" w:cs="Helvetica"/>
+                <w:i w:val="false"/>
+                <w:b w:val="false"/>
+                <w:u w:val="none"/>
+                <w:sz w:val="22"/>
+                <w:szCs w:val="22"/>
+                <w:color w:val="000000"/>
+              </w:rPr>
+              <w:t xml:space="preserve">0.036</w:t>
             </w:r>
           </w:p>
         </w:tc>
@@ -15084,113 +15084,113 @@
                 <w:szCs w:val="22"/>
                 <w:color w:val="000000"/>
               </w:rPr>
-              <w:t xml:space="preserve">-0.32</w:t>
-            </w:r>
-          </w:p>
-        </w:tc>
-        <w:tc>
-          <w:tcPr>
-            <w:tcBorders>
-              <w:bottom w:val="none" w:sz="0" w:space="0" w:color="000000"/>
-              <w:top w:val="none" w:sz="0" w:space="0" w:color="000000"/>
-              <w:left w:val="none" w:sz="0" w:space="0" w:color="000000"/>
-              <w:right w:val="none" w:sz="0" w:space="0" w:color="000000"/>
-            </w:tcBorders>
-            <w:shd w:val="clear" w:color="auto" w:fill="FFFFFF"/>
-            <w:tcMar>
-              <w:top w:w="0" w:type="dxa"/>
-              <w:bottom w:w="0" w:type="dxa"/>
-              <w:left w:w="0" w:type="dxa"/>
-              <w:right w:w="0" w:type="dxa"/>
-            </w:tcMar>
-            <w:vAlign w:val="top"/>
-          </w:tcPr>
-          <w:p>
-            <w:pPr>
-              <w:pStyle w:val="Normal"/>
-              <w:jc w:val="center"/>
-              <w:pBdr>
-                <w:bottom w:val="none" w:sz="0" w:space="0" w:color="000000"/>
-                <w:top w:val="none" w:sz="0" w:space="0" w:color="000000"/>
-                <w:left w:val="none" w:sz="0" w:space="0" w:color="000000"/>
-                <w:right w:val="none" w:sz="0" w:space="0" w:color="000000"/>
-              </w:pBdr>
-              <w:spacing w:after="100" w:before="100" w:line="240"/>
-              <w:ind w:left="100" w:right="100" w:firstLine="0" w:firstLineChars="0"/>
-              <w:rPr>
-                <w:rFonts w:ascii="Helvetica" w:hAnsi="Helvetica" w:eastAsia="Helvetica" w:cs="Helvetica"/>
-                <w:i w:val="false"/>
-                <w:b w:val="false"/>
-                <w:u w:val="none"/>
-                <w:sz w:val="22"/>
-                <w:szCs w:val="22"/>
-                <w:color w:val="000000"/>
-              </w:rPr>
-            </w:pPr>
-            <w:r>
-              <w:rPr>
-                <w:rFonts w:ascii="Helvetica" w:hAnsi="Helvetica" w:eastAsia="Helvetica" w:cs="Helvetica"/>
-                <w:i w:val="false"/>
-                <w:b w:val="false"/>
-                <w:u w:val="none"/>
-                <w:sz w:val="22"/>
-                <w:szCs w:val="22"/>
-                <w:color w:val="000000"/>
-              </w:rPr>
-              <w:t xml:space="preserve">-0.66, 0.03</w:t>
-            </w:r>
-          </w:p>
-        </w:tc>
-        <w:tc>
-          <w:tcPr>
-            <w:tcBorders>
-              <w:bottom w:val="none" w:sz="0" w:space="0" w:color="000000"/>
-              <w:top w:val="none" w:sz="0" w:space="0" w:color="000000"/>
-              <w:left w:val="none" w:sz="0" w:space="0" w:color="000000"/>
-              <w:right w:val="none" w:sz="0" w:space="0" w:color="000000"/>
-            </w:tcBorders>
-            <w:shd w:val="clear" w:color="auto" w:fill="FFFFFF"/>
-            <w:tcMar>
-              <w:top w:w="0" w:type="dxa"/>
-              <w:bottom w:w="0" w:type="dxa"/>
-              <w:left w:w="0" w:type="dxa"/>
-              <w:right w:w="0" w:type="dxa"/>
-            </w:tcMar>
-            <w:vAlign w:val="top"/>
-          </w:tcPr>
-          <w:p>
-            <w:pPr>
-              <w:pStyle w:val="Normal"/>
-              <w:jc w:val="center"/>
-              <w:pBdr>
-                <w:bottom w:val="none" w:sz="0" w:space="0" w:color="000000"/>
-                <w:top w:val="none" w:sz="0" w:space="0" w:color="000000"/>
-                <w:left w:val="none" w:sz="0" w:space="0" w:color="000000"/>
-                <w:right w:val="none" w:sz="0" w:space="0" w:color="000000"/>
-              </w:pBdr>
-              <w:spacing w:after="100" w:before="100" w:line="240"/>
-              <w:ind w:left="100" w:right="100" w:firstLine="0" w:firstLineChars="0"/>
-              <w:rPr>
-                <w:rFonts w:ascii="Helvetica" w:hAnsi="Helvetica" w:eastAsia="Helvetica" w:cs="Helvetica"/>
-                <w:i w:val="false"/>
-                <w:b w:val="false"/>
-                <w:u w:val="none"/>
-                <w:sz w:val="22"/>
-                <w:szCs w:val="22"/>
-                <w:color w:val="000000"/>
-              </w:rPr>
-            </w:pPr>
-            <w:r>
-              <w:rPr>
-                <w:rFonts w:ascii="Helvetica" w:hAnsi="Helvetica" w:eastAsia="Helvetica" w:cs="Helvetica"/>
-                <w:i w:val="false"/>
-                <w:b w:val="false"/>
-                <w:u w:val="none"/>
-                <w:sz w:val="22"/>
-                <w:szCs w:val="22"/>
-                <w:color w:val="000000"/>
-              </w:rPr>
-              <w:t xml:space="preserve">0.075</w:t>
+              <w:t xml:space="preserve">-0.36</w:t>
+            </w:r>
+          </w:p>
+        </w:tc>
+        <w:tc>
+          <w:tcPr>
+            <w:tcBorders>
+              <w:bottom w:val="none" w:sz="0" w:space="0" w:color="000000"/>
+              <w:top w:val="none" w:sz="0" w:space="0" w:color="000000"/>
+              <w:left w:val="none" w:sz="0" w:space="0" w:color="000000"/>
+              <w:right w:val="none" w:sz="0" w:space="0" w:color="000000"/>
+            </w:tcBorders>
+            <w:shd w:val="clear" w:color="auto" w:fill="FFFFFF"/>
+            <w:tcMar>
+              <w:top w:w="0" w:type="dxa"/>
+              <w:bottom w:w="0" w:type="dxa"/>
+              <w:left w:w="0" w:type="dxa"/>
+              <w:right w:w="0" w:type="dxa"/>
+            </w:tcMar>
+            <w:vAlign w:val="top"/>
+          </w:tcPr>
+          <w:p>
+            <w:pPr>
+              <w:pStyle w:val="Normal"/>
+              <w:jc w:val="center"/>
+              <w:pBdr>
+                <w:bottom w:val="none" w:sz="0" w:space="0" w:color="000000"/>
+                <w:top w:val="none" w:sz="0" w:space="0" w:color="000000"/>
+                <w:left w:val="none" w:sz="0" w:space="0" w:color="000000"/>
+                <w:right w:val="none" w:sz="0" w:space="0" w:color="000000"/>
+              </w:pBdr>
+              <w:spacing w:after="100" w:before="100" w:line="240"/>
+              <w:ind w:left="100" w:right="100" w:firstLine="0" w:firstLineChars="0"/>
+              <w:rPr>
+                <w:rFonts w:ascii="Helvetica" w:hAnsi="Helvetica" w:eastAsia="Helvetica" w:cs="Helvetica"/>
+                <w:i w:val="false"/>
+                <w:b w:val="false"/>
+                <w:u w:val="none"/>
+                <w:sz w:val="22"/>
+                <w:szCs w:val="22"/>
+                <w:color w:val="000000"/>
+              </w:rPr>
+            </w:pPr>
+            <w:r>
+              <w:rPr>
+                <w:rFonts w:ascii="Helvetica" w:hAnsi="Helvetica" w:eastAsia="Helvetica" w:cs="Helvetica"/>
+                <w:i w:val="false"/>
+                <w:b w:val="false"/>
+                <w:u w:val="none"/>
+                <w:sz w:val="22"/>
+                <w:szCs w:val="22"/>
+                <w:color w:val="000000"/>
+              </w:rPr>
+              <w:t xml:space="preserve">-0.70, -0.02</w:t>
+            </w:r>
+          </w:p>
+        </w:tc>
+        <w:tc>
+          <w:tcPr>
+            <w:tcBorders>
+              <w:bottom w:val="none" w:sz="0" w:space="0" w:color="000000"/>
+              <w:top w:val="none" w:sz="0" w:space="0" w:color="000000"/>
+              <w:left w:val="none" w:sz="0" w:space="0" w:color="000000"/>
+              <w:right w:val="none" w:sz="0" w:space="0" w:color="000000"/>
+            </w:tcBorders>
+            <w:shd w:val="clear" w:color="auto" w:fill="FFFFFF"/>
+            <w:tcMar>
+              <w:top w:w="0" w:type="dxa"/>
+              <w:bottom w:w="0" w:type="dxa"/>
+              <w:left w:w="0" w:type="dxa"/>
+              <w:right w:w="0" w:type="dxa"/>
+            </w:tcMar>
+            <w:vAlign w:val="top"/>
+          </w:tcPr>
+          <w:p>
+            <w:pPr>
+              <w:pStyle w:val="Normal"/>
+              <w:jc w:val="center"/>
+              <w:pBdr>
+                <w:bottom w:val="none" w:sz="0" w:space="0" w:color="000000"/>
+                <w:top w:val="none" w:sz="0" w:space="0" w:color="000000"/>
+                <w:left w:val="none" w:sz="0" w:space="0" w:color="000000"/>
+                <w:right w:val="none" w:sz="0" w:space="0" w:color="000000"/>
+              </w:pBdr>
+              <w:spacing w:after="100" w:before="100" w:line="240"/>
+              <w:ind w:left="100" w:right="100" w:firstLine="0" w:firstLineChars="0"/>
+              <w:rPr>
+                <w:rFonts w:ascii="Helvetica" w:hAnsi="Helvetica" w:eastAsia="Helvetica" w:cs="Helvetica"/>
+                <w:i w:val="false"/>
+                <w:b w:val="false"/>
+                <w:u w:val="none"/>
+                <w:sz w:val="22"/>
+                <w:szCs w:val="22"/>
+                <w:color w:val="000000"/>
+              </w:rPr>
+            </w:pPr>
+            <w:r>
+              <w:rPr>
+                <w:rFonts w:ascii="Helvetica" w:hAnsi="Helvetica" w:eastAsia="Helvetica" w:cs="Helvetica"/>
+                <w:i w:val="false"/>
+                <w:b w:val="false"/>
+                <w:u w:val="none"/>
+                <w:sz w:val="22"/>
+                <w:szCs w:val="22"/>
+                <w:color w:val="000000"/>
+              </w:rPr>
+              <w:t xml:space="preserve">0.037</w:t>
             </w:r>
           </w:p>
         </w:tc>
@@ -15567,113 +15567,113 @@
                 <w:szCs w:val="22"/>
                 <w:color w:val="000000"/>
               </w:rPr>
-              <w:t xml:space="preserve">5.0</w:t>
-            </w:r>
-          </w:p>
-        </w:tc>
-        <w:tc>
-          <w:tcPr>
-            <w:tcBorders>
-              <w:bottom w:val="none" w:sz="0" w:space="0" w:color="000000"/>
-              <w:top w:val="none" w:sz="0" w:space="0" w:color="000000"/>
-              <w:left w:val="none" w:sz="0" w:space="0" w:color="000000"/>
-              <w:right w:val="none" w:sz="0" w:space="0" w:color="000000"/>
-            </w:tcBorders>
-            <w:shd w:val="clear" w:color="auto" w:fill="FFFFFF"/>
-            <w:tcMar>
-              <w:top w:w="0" w:type="dxa"/>
-              <w:bottom w:w="0" w:type="dxa"/>
-              <w:left w:w="0" w:type="dxa"/>
-              <w:right w:w="0" w:type="dxa"/>
-            </w:tcMar>
-            <w:vAlign w:val="top"/>
-          </w:tcPr>
-          <w:p>
-            <w:pPr>
-              <w:pStyle w:val="Normal"/>
-              <w:jc w:val="center"/>
-              <w:pBdr>
-                <w:bottom w:val="none" w:sz="0" w:space="0" w:color="000000"/>
-                <w:top w:val="none" w:sz="0" w:space="0" w:color="000000"/>
-                <w:left w:val="none" w:sz="0" w:space="0" w:color="000000"/>
-                <w:right w:val="none" w:sz="0" w:space="0" w:color="000000"/>
-              </w:pBdr>
-              <w:spacing w:after="100" w:before="100" w:line="240"/>
-              <w:ind w:left="100" w:right="100" w:firstLine="0" w:firstLineChars="0"/>
-              <w:rPr>
-                <w:rFonts w:ascii="Helvetica" w:hAnsi="Helvetica" w:eastAsia="Helvetica" w:cs="Helvetica"/>
-                <w:i w:val="false"/>
-                <w:b w:val="false"/>
-                <w:u w:val="none"/>
-                <w:sz w:val="22"/>
-                <w:szCs w:val="22"/>
-                <w:color w:val="000000"/>
-              </w:rPr>
-            </w:pPr>
-            <w:r>
-              <w:rPr>
-                <w:rFonts w:ascii="Helvetica" w:hAnsi="Helvetica" w:eastAsia="Helvetica" w:cs="Helvetica"/>
-                <w:i w:val="false"/>
-                <w:b w:val="false"/>
-                <w:u w:val="none"/>
-                <w:sz w:val="22"/>
-                <w:szCs w:val="22"/>
-                <w:color w:val="000000"/>
-              </w:rPr>
-              <w:t xml:space="preserve">-0.14, 10</w:t>
-            </w:r>
-          </w:p>
-        </w:tc>
-        <w:tc>
-          <w:tcPr>
-            <w:tcBorders>
-              <w:bottom w:val="none" w:sz="0" w:space="0" w:color="000000"/>
-              <w:top w:val="none" w:sz="0" w:space="0" w:color="000000"/>
-              <w:left w:val="none" w:sz="0" w:space="0" w:color="000000"/>
-              <w:right w:val="none" w:sz="0" w:space="0" w:color="000000"/>
-            </w:tcBorders>
-            <w:shd w:val="clear" w:color="auto" w:fill="FFFFFF"/>
-            <w:tcMar>
-              <w:top w:w="0" w:type="dxa"/>
-              <w:bottom w:w="0" w:type="dxa"/>
-              <w:left w:w="0" w:type="dxa"/>
-              <w:right w:w="0" w:type="dxa"/>
-            </w:tcMar>
-            <w:vAlign w:val="top"/>
-          </w:tcPr>
-          <w:p>
-            <w:pPr>
-              <w:pStyle w:val="Normal"/>
-              <w:jc w:val="center"/>
-              <w:pBdr>
-                <w:bottom w:val="none" w:sz="0" w:space="0" w:color="000000"/>
-                <w:top w:val="none" w:sz="0" w:space="0" w:color="000000"/>
-                <w:left w:val="none" w:sz="0" w:space="0" w:color="000000"/>
-                <w:right w:val="none" w:sz="0" w:space="0" w:color="000000"/>
-              </w:pBdr>
-              <w:spacing w:after="100" w:before="100" w:line="240"/>
-              <w:ind w:left="100" w:right="100" w:firstLine="0" w:firstLineChars="0"/>
-              <w:rPr>
-                <w:rFonts w:ascii="Helvetica" w:hAnsi="Helvetica" w:eastAsia="Helvetica" w:cs="Helvetica"/>
-                <w:i w:val="false"/>
-                <w:b w:val="false"/>
-                <w:u w:val="none"/>
-                <w:sz w:val="22"/>
-                <w:szCs w:val="22"/>
-                <w:color w:val="000000"/>
-              </w:rPr>
-            </w:pPr>
-            <w:r>
-              <w:rPr>
-                <w:rFonts w:ascii="Helvetica" w:hAnsi="Helvetica" w:eastAsia="Helvetica" w:cs="Helvetica"/>
-                <w:i w:val="false"/>
-                <w:b w:val="false"/>
-                <w:u w:val="none"/>
-                <w:sz w:val="22"/>
-                <w:szCs w:val="22"/>
-                <w:color w:val="000000"/>
-              </w:rPr>
-              <w:t xml:space="preserve">0.057</w:t>
+              <w:t xml:space="preserve">5.9</w:t>
+            </w:r>
+          </w:p>
+        </w:tc>
+        <w:tc>
+          <w:tcPr>
+            <w:tcBorders>
+              <w:bottom w:val="none" w:sz="0" w:space="0" w:color="000000"/>
+              <w:top w:val="none" w:sz="0" w:space="0" w:color="000000"/>
+              <w:left w:val="none" w:sz="0" w:space="0" w:color="000000"/>
+              <w:right w:val="none" w:sz="0" w:space="0" w:color="000000"/>
+            </w:tcBorders>
+            <w:shd w:val="clear" w:color="auto" w:fill="FFFFFF"/>
+            <w:tcMar>
+              <w:top w:w="0" w:type="dxa"/>
+              <w:bottom w:w="0" w:type="dxa"/>
+              <w:left w:w="0" w:type="dxa"/>
+              <w:right w:w="0" w:type="dxa"/>
+            </w:tcMar>
+            <w:vAlign w:val="top"/>
+          </w:tcPr>
+          <w:p>
+            <w:pPr>
+              <w:pStyle w:val="Normal"/>
+              <w:jc w:val="center"/>
+              <w:pBdr>
+                <w:bottom w:val="none" w:sz="0" w:space="0" w:color="000000"/>
+                <w:top w:val="none" w:sz="0" w:space="0" w:color="000000"/>
+                <w:left w:val="none" w:sz="0" w:space="0" w:color="000000"/>
+                <w:right w:val="none" w:sz="0" w:space="0" w:color="000000"/>
+              </w:pBdr>
+              <w:spacing w:after="100" w:before="100" w:line="240"/>
+              <w:ind w:left="100" w:right="100" w:firstLine="0" w:firstLineChars="0"/>
+              <w:rPr>
+                <w:rFonts w:ascii="Helvetica" w:hAnsi="Helvetica" w:eastAsia="Helvetica" w:cs="Helvetica"/>
+                <w:i w:val="false"/>
+                <w:b w:val="false"/>
+                <w:u w:val="none"/>
+                <w:sz w:val="22"/>
+                <w:szCs w:val="22"/>
+                <w:color w:val="000000"/>
+              </w:rPr>
+            </w:pPr>
+            <w:r>
+              <w:rPr>
+                <w:rFonts w:ascii="Helvetica" w:hAnsi="Helvetica" w:eastAsia="Helvetica" w:cs="Helvetica"/>
+                <w:i w:val="false"/>
+                <w:b w:val="false"/>
+                <w:u w:val="none"/>
+                <w:sz w:val="22"/>
+                <w:szCs w:val="22"/>
+                <w:color w:val="000000"/>
+              </w:rPr>
+              <w:t xml:space="preserve">0.87, 11</w:t>
+            </w:r>
+          </w:p>
+        </w:tc>
+        <w:tc>
+          <w:tcPr>
+            <w:tcBorders>
+              <w:bottom w:val="none" w:sz="0" w:space="0" w:color="000000"/>
+              <w:top w:val="none" w:sz="0" w:space="0" w:color="000000"/>
+              <w:left w:val="none" w:sz="0" w:space="0" w:color="000000"/>
+              <w:right w:val="none" w:sz="0" w:space="0" w:color="000000"/>
+            </w:tcBorders>
+            <w:shd w:val="clear" w:color="auto" w:fill="FFFFFF"/>
+            <w:tcMar>
+              <w:top w:w="0" w:type="dxa"/>
+              <w:bottom w:w="0" w:type="dxa"/>
+              <w:left w:w="0" w:type="dxa"/>
+              <w:right w:w="0" w:type="dxa"/>
+            </w:tcMar>
+            <w:vAlign w:val="top"/>
+          </w:tcPr>
+          <w:p>
+            <w:pPr>
+              <w:pStyle w:val="Normal"/>
+              <w:jc w:val="center"/>
+              <w:pBdr>
+                <w:bottom w:val="none" w:sz="0" w:space="0" w:color="000000"/>
+                <w:top w:val="none" w:sz="0" w:space="0" w:color="000000"/>
+                <w:left w:val="none" w:sz="0" w:space="0" w:color="000000"/>
+                <w:right w:val="none" w:sz="0" w:space="0" w:color="000000"/>
+              </w:pBdr>
+              <w:spacing w:after="100" w:before="100" w:line="240"/>
+              <w:ind w:left="100" w:right="100" w:firstLine="0" w:firstLineChars="0"/>
+              <w:rPr>
+                <w:rFonts w:ascii="Helvetica" w:hAnsi="Helvetica" w:eastAsia="Helvetica" w:cs="Helvetica"/>
+                <w:i w:val="false"/>
+                <w:b w:val="false"/>
+                <w:u w:val="none"/>
+                <w:sz w:val="22"/>
+                <w:szCs w:val="22"/>
+                <w:color w:val="000000"/>
+              </w:rPr>
+            </w:pPr>
+            <w:r>
+              <w:rPr>
+                <w:rFonts w:ascii="Helvetica" w:hAnsi="Helvetica" w:eastAsia="Helvetica" w:cs="Helvetica"/>
+                <w:i w:val="false"/>
+                <w:b w:val="false"/>
+                <w:u w:val="none"/>
+                <w:sz w:val="22"/>
+                <w:szCs w:val="22"/>
+                <w:color w:val="000000"/>
+              </w:rPr>
+              <w:t xml:space="preserve">0.022</w:t>
             </w:r>
           </w:p>
         </w:tc>
@@ -16050,113 +16050,113 @@
                 <w:szCs w:val="22"/>
                 <w:color w:val="000000"/>
               </w:rPr>
-              <w:t xml:space="preserve">-2.3</w:t>
-            </w:r>
-          </w:p>
-        </w:tc>
-        <w:tc>
-          <w:tcPr>
-            <w:tcBorders>
-              <w:bottom w:val="none" w:sz="0" w:space="0" w:color="000000"/>
-              <w:top w:val="none" w:sz="0" w:space="0" w:color="000000"/>
-              <w:left w:val="none" w:sz="0" w:space="0" w:color="000000"/>
-              <w:right w:val="none" w:sz="0" w:space="0" w:color="000000"/>
-            </w:tcBorders>
-            <w:shd w:val="clear" w:color="auto" w:fill="FFFFFF"/>
-            <w:tcMar>
-              <w:top w:w="0" w:type="dxa"/>
-              <w:bottom w:w="0" w:type="dxa"/>
-              <w:left w:w="0" w:type="dxa"/>
-              <w:right w:w="0" w:type="dxa"/>
-            </w:tcMar>
-            <w:vAlign w:val="top"/>
-          </w:tcPr>
-          <w:p>
-            <w:pPr>
-              <w:pStyle w:val="Normal"/>
-              <w:jc w:val="center"/>
-              <w:pBdr>
-                <w:bottom w:val="none" w:sz="0" w:space="0" w:color="000000"/>
-                <w:top w:val="none" w:sz="0" w:space="0" w:color="000000"/>
-                <w:left w:val="none" w:sz="0" w:space="0" w:color="000000"/>
-                <w:right w:val="none" w:sz="0" w:space="0" w:color="000000"/>
-              </w:pBdr>
-              <w:spacing w:after="100" w:before="100" w:line="240"/>
-              <w:ind w:left="100" w:right="100" w:firstLine="0" w:firstLineChars="0"/>
-              <w:rPr>
-                <w:rFonts w:ascii="Helvetica" w:hAnsi="Helvetica" w:eastAsia="Helvetica" w:cs="Helvetica"/>
-                <w:i w:val="false"/>
-                <w:b w:val="false"/>
-                <w:u w:val="none"/>
-                <w:sz w:val="22"/>
-                <w:szCs w:val="22"/>
-                <w:color w:val="000000"/>
-              </w:rPr>
-            </w:pPr>
-            <w:r>
-              <w:rPr>
-                <w:rFonts w:ascii="Helvetica" w:hAnsi="Helvetica" w:eastAsia="Helvetica" w:cs="Helvetica"/>
-                <w:i w:val="false"/>
-                <w:b w:val="false"/>
-                <w:u w:val="none"/>
-                <w:sz w:val="22"/>
-                <w:szCs w:val="22"/>
-                <w:color w:val="000000"/>
-              </w:rPr>
-              <w:t xml:space="preserve">-8.0, 3.4</w:t>
-            </w:r>
-          </w:p>
-        </w:tc>
-        <w:tc>
-          <w:tcPr>
-            <w:tcBorders>
-              <w:bottom w:val="none" w:sz="0" w:space="0" w:color="000000"/>
-              <w:top w:val="none" w:sz="0" w:space="0" w:color="000000"/>
-              <w:left w:val="none" w:sz="0" w:space="0" w:color="000000"/>
-              <w:right w:val="none" w:sz="0" w:space="0" w:color="000000"/>
-            </w:tcBorders>
-            <w:shd w:val="clear" w:color="auto" w:fill="FFFFFF"/>
-            <w:tcMar>
-              <w:top w:w="0" w:type="dxa"/>
-              <w:bottom w:w="0" w:type="dxa"/>
-              <w:left w:w="0" w:type="dxa"/>
-              <w:right w:w="0" w:type="dxa"/>
-            </w:tcMar>
-            <w:vAlign w:val="top"/>
-          </w:tcPr>
-          <w:p>
-            <w:pPr>
-              <w:pStyle w:val="Normal"/>
-              <w:jc w:val="center"/>
-              <w:pBdr>
-                <w:bottom w:val="none" w:sz="0" w:space="0" w:color="000000"/>
-                <w:top w:val="none" w:sz="0" w:space="0" w:color="000000"/>
-                <w:left w:val="none" w:sz="0" w:space="0" w:color="000000"/>
-                <w:right w:val="none" w:sz="0" w:space="0" w:color="000000"/>
-              </w:pBdr>
-              <w:spacing w:after="100" w:before="100" w:line="240"/>
-              <w:ind w:left="100" w:right="100" w:firstLine="0" w:firstLineChars="0"/>
-              <w:rPr>
-                <w:rFonts w:ascii="Helvetica" w:hAnsi="Helvetica" w:eastAsia="Helvetica" w:cs="Helvetica"/>
-                <w:i w:val="false"/>
-                <w:b w:val="false"/>
-                <w:u w:val="none"/>
-                <w:sz w:val="22"/>
-                <w:szCs w:val="22"/>
-                <w:color w:val="000000"/>
-              </w:rPr>
-            </w:pPr>
-            <w:r>
-              <w:rPr>
-                <w:rFonts w:ascii="Helvetica" w:hAnsi="Helvetica" w:eastAsia="Helvetica" w:cs="Helvetica"/>
-                <w:i w:val="false"/>
-                <w:b w:val="false"/>
-                <w:u w:val="none"/>
-                <w:sz w:val="22"/>
-                <w:szCs w:val="22"/>
-                <w:color w:val="000000"/>
-              </w:rPr>
-              <w:t xml:space="preserve">0.425</w:t>
+              <w:t xml:space="preserve">-2.5</w:t>
+            </w:r>
+          </w:p>
+        </w:tc>
+        <w:tc>
+          <w:tcPr>
+            <w:tcBorders>
+              <w:bottom w:val="none" w:sz="0" w:space="0" w:color="000000"/>
+              <w:top w:val="none" w:sz="0" w:space="0" w:color="000000"/>
+              <w:left w:val="none" w:sz="0" w:space="0" w:color="000000"/>
+              <w:right w:val="none" w:sz="0" w:space="0" w:color="000000"/>
+            </w:tcBorders>
+            <w:shd w:val="clear" w:color="auto" w:fill="FFFFFF"/>
+            <w:tcMar>
+              <w:top w:w="0" w:type="dxa"/>
+              <w:bottom w:w="0" w:type="dxa"/>
+              <w:left w:w="0" w:type="dxa"/>
+              <w:right w:w="0" w:type="dxa"/>
+            </w:tcMar>
+            <w:vAlign w:val="top"/>
+          </w:tcPr>
+          <w:p>
+            <w:pPr>
+              <w:pStyle w:val="Normal"/>
+              <w:jc w:val="center"/>
+              <w:pBdr>
+                <w:bottom w:val="none" w:sz="0" w:space="0" w:color="000000"/>
+                <w:top w:val="none" w:sz="0" w:space="0" w:color="000000"/>
+                <w:left w:val="none" w:sz="0" w:space="0" w:color="000000"/>
+                <w:right w:val="none" w:sz="0" w:space="0" w:color="000000"/>
+              </w:pBdr>
+              <w:spacing w:after="100" w:before="100" w:line="240"/>
+              <w:ind w:left="100" w:right="100" w:firstLine="0" w:firstLineChars="0"/>
+              <w:rPr>
+                <w:rFonts w:ascii="Helvetica" w:hAnsi="Helvetica" w:eastAsia="Helvetica" w:cs="Helvetica"/>
+                <w:i w:val="false"/>
+                <w:b w:val="false"/>
+                <w:u w:val="none"/>
+                <w:sz w:val="22"/>
+                <w:szCs w:val="22"/>
+                <w:color w:val="000000"/>
+              </w:rPr>
+            </w:pPr>
+            <w:r>
+              <w:rPr>
+                <w:rFonts w:ascii="Helvetica" w:hAnsi="Helvetica" w:eastAsia="Helvetica" w:cs="Helvetica"/>
+                <w:i w:val="false"/>
+                <w:b w:val="false"/>
+                <w:u w:val="none"/>
+                <w:sz w:val="22"/>
+                <w:szCs w:val="22"/>
+                <w:color w:val="000000"/>
+              </w:rPr>
+              <w:t xml:space="preserve">-8.1, 3.0</w:t>
+            </w:r>
+          </w:p>
+        </w:tc>
+        <w:tc>
+          <w:tcPr>
+            <w:tcBorders>
+              <w:bottom w:val="none" w:sz="0" w:space="0" w:color="000000"/>
+              <w:top w:val="none" w:sz="0" w:space="0" w:color="000000"/>
+              <w:left w:val="none" w:sz="0" w:space="0" w:color="000000"/>
+              <w:right w:val="none" w:sz="0" w:space="0" w:color="000000"/>
+            </w:tcBorders>
+            <w:shd w:val="clear" w:color="auto" w:fill="FFFFFF"/>
+            <w:tcMar>
+              <w:top w:w="0" w:type="dxa"/>
+              <w:bottom w:w="0" w:type="dxa"/>
+              <w:left w:w="0" w:type="dxa"/>
+              <w:right w:w="0" w:type="dxa"/>
+            </w:tcMar>
+            <w:vAlign w:val="top"/>
+          </w:tcPr>
+          <w:p>
+            <w:pPr>
+              <w:pStyle w:val="Normal"/>
+              <w:jc w:val="center"/>
+              <w:pBdr>
+                <w:bottom w:val="none" w:sz="0" w:space="0" w:color="000000"/>
+                <w:top w:val="none" w:sz="0" w:space="0" w:color="000000"/>
+                <w:left w:val="none" w:sz="0" w:space="0" w:color="000000"/>
+                <w:right w:val="none" w:sz="0" w:space="0" w:color="000000"/>
+              </w:pBdr>
+              <w:spacing w:after="100" w:before="100" w:line="240"/>
+              <w:ind w:left="100" w:right="100" w:firstLine="0" w:firstLineChars="0"/>
+              <w:rPr>
+                <w:rFonts w:ascii="Helvetica" w:hAnsi="Helvetica" w:eastAsia="Helvetica" w:cs="Helvetica"/>
+                <w:i w:val="false"/>
+                <w:b w:val="false"/>
+                <w:u w:val="none"/>
+                <w:sz w:val="22"/>
+                <w:szCs w:val="22"/>
+                <w:color w:val="000000"/>
+              </w:rPr>
+            </w:pPr>
+            <w:r>
+              <w:rPr>
+                <w:rFonts w:ascii="Helvetica" w:hAnsi="Helvetica" w:eastAsia="Helvetica" w:cs="Helvetica"/>
+                <w:i w:val="false"/>
+                <w:b w:val="false"/>
+                <w:u w:val="none"/>
+                <w:sz w:val="22"/>
+                <w:szCs w:val="22"/>
+                <w:color w:val="000000"/>
+              </w:rPr>
+              <w:t xml:space="preserve">0.369</w:t>
             </w:r>
           </w:p>
         </w:tc>
@@ -16215,7 +16215,7 @@
                 <w:szCs w:val="22"/>
                 <w:color w:val="000000"/>
               </w:rPr>
-              <w:t xml:space="preserve">ckd_epi_gfr_cre_cys</w:t>
+              <w:t xml:space="preserve">baseline_cre_egfr</w:t>
             </w:r>
           </w:p>
         </w:tc>
@@ -16321,7 +16321,7 @@
                 <w:szCs w:val="22"/>
                 <w:color w:val="000000"/>
               </w:rPr>
-              <w:t xml:space="preserve">-0.04</w:t>
+              <w:t xml:space="preserve">-0.13</w:t>
             </w:r>
           </w:p>
         </w:tc>
@@ -16374,7 +16374,7 @@
                 <w:szCs w:val="22"/>
                 <w:color w:val="000000"/>
               </w:rPr>
-              <w:t xml:space="preserve">-0.14, 0.05</w:t>
+              <w:t xml:space="preserve">-0.23, -0.02</w:t>
             </w:r>
           </w:p>
         </w:tc>
@@ -16427,7 +16427,7 @@
                 <w:szCs w:val="22"/>
                 <w:color w:val="000000"/>
               </w:rPr>
-              <w:t xml:space="preserve">0.359</w:t>
+              <w:t xml:space="preserve">0.017</w:t>
             </w:r>
           </w:p>
         </w:tc>
@@ -16533,7 +16533,7 @@
                 <w:szCs w:val="22"/>
                 <w:color w:val="000000"/>
               </w:rPr>
-              <w:t xml:space="preserve">-0.13</w:t>
+              <w:t xml:space="preserve">-0.24</w:t>
             </w:r>
           </w:p>
         </w:tc>
@@ -16586,7 +16586,7 @@
                 <w:szCs w:val="22"/>
                 <w:color w:val="000000"/>
               </w:rPr>
-              <w:t xml:space="preserve">-0.25, -0.01</w:t>
+              <w:t xml:space="preserve">-0.36, -0.11</w:t>
             </w:r>
           </w:p>
         </w:tc>
@@ -16639,7 +16639,7 @@
                 <w:szCs w:val="22"/>
                 <w:color w:val="000000"/>
               </w:rPr>
-              <w:t xml:space="preserve">0.034</w:t>
+              <w:t xml:space="preserve">&lt;0.001</w:t>
             </w:r>
           </w:p>
         </w:tc>
